--- a/zht/docx/011.content.docx
+++ b/zht/docx/011.content.docx
@@ -150,26 +150,6 @@
           <w:lang w:val="zh_TW" w:bidi="zh_TW"/>
         </w:rPr>
         <w:t>chuang</w:t>
-      </w:r>
-      <w:r>
-        <w:rPr>
-          <w:lang w:val="zh_TW" w:bidi="zh_TW"/>
-        </w:rPr>
-      </w:r>
-    </w:p>
-    <w:p>
-      <w:pPr/>
-      <w:r>
-        <w:rPr>
-          <w:lang w:val="zh_TW" w:bidi="zh_TW"/>
-        </w:rPr>
-      </w:r>
-      <w:r>
-        <w:rPr>
-          <w:i/>
-          <w:lang w:val="zh_TW" w:bidi="zh_TW"/>
-        </w:rPr>
-        <w:t>創造, 創造萬有的王</w:t>
       </w:r>
       <w:r>
         <w:rPr>

--- a/zht/docx/011.content.docx
+++ b/zht/docx/011.content.docx
@@ -19,7 +19,7 @@
         <w:rPr>
           <w:lang w:val="zh_TW" w:bidi="zh_TW"/>
         </w:rPr>
-        <w:t>Resource: Study Notes - Themes (Tyndale)</w:t>
+        <w:t>Resource: Tyndale Open Study Notes</w:t>
       </w:r>
       <w:r>
         <w:rPr>
@@ -112,7 +112,7 @@
         <w:rPr>
           <w:lang w:val="zh_TW" w:bidi="zh_TW"/>
         </w:rPr>
-        <w:t>Study Notes - Themes (Tyndale)</w:t>
+        <w:t>Tyndale Open Study Notes</w:t>
       </w:r>
     </w:p>
     <w:p>

--- a/zht/docx/011.content.docx
+++ b/zht/docx/011.content.docx
@@ -149,7 +149,7 @@
         <w:rPr>
           <w:lang w:val="zh_TW" w:bidi="zh_TW"/>
         </w:rPr>
-        <w:t>chuang</w:t>
+        <w:t>chun</w:t>
       </w:r>
       <w:r>
         <w:rPr>
@@ -212,7 +212,7 @@
         <w:rPr>
           <w:lang w:val="zh_TW" w:bidi="zh_TW"/>
         </w:rPr>
-        <w:t>創造</w:t>
+        <w:t>純正的敬拜</w:t>
       </w:r>
       <w:r>
         <w:rPr>
@@ -231,7 +231,43 @@
         <w:rPr>
           <w:lang w:val="zh_TW" w:bidi="zh_TW"/>
         </w:rPr>
-        <w:t>宇宙的創造故事是聖經信息的核心。要建立合乎聖經的世界觀，就必須理解創世記最初幾章的內容。</w:t>
+        <w:t>神與以色列人建立關係開始，祂就為他們預備敬拜的方式，使他們的敬拜能蒙祂悅納（</w:t>
+      </w:r>
+      <w:hyperlink r:id="rId13">
+        <w:r>
+          <w:rPr>
+            <w:lang w:val="zh_TW" w:bidi="zh_TW"/>
+          </w:rPr>
+          <w:rPr>
+            <w:color w:val="0000EE"/>
+            <w:u w:val="single"/>
+          </w:rPr>
+          <w:t>出20–40</w:t>
+        </w:r>
+      </w:hyperlink>
+      <w:r>
+        <w:rPr>
+          <w:lang w:val="zh_TW" w:bidi="zh_TW"/>
+        </w:rPr>
+        <w:t>；</w:t>
+      </w:r>
+      <w:hyperlink r:id="rId14">
+        <w:r>
+          <w:rPr>
+            <w:lang w:val="zh_TW" w:bidi="zh_TW"/>
+          </w:rPr>
+          <w:rPr>
+            <w:color w:val="0000EE"/>
+            <w:u w:val="single"/>
+          </w:rPr>
+          <w:t>利1–8</w:t>
+        </w:r>
+      </w:hyperlink>
+      <w:r>
+        <w:rPr>
+          <w:lang w:val="zh_TW" w:bidi="zh_TW"/>
+        </w:rPr>
+        <w:t>）。耶和華對祂子民的心意之一，就是要他們獻上純正的敬拜。</w:t>
       </w:r>
     </w:p>
     <w:p>
@@ -245,43 +281,91 @@
         <w:rPr>
           <w:lang w:val="zh_TW" w:bidi="zh_TW"/>
         </w:rPr>
-        <w:t>聖經最初的幾章回應了關鍵問題：誰創造世界？</w:t>
-      </w:r>
-      <w:r>
-        <w:rPr>
-          <w:lang w:val="zh_TW" w:bidi="zh_TW"/>
-        </w:rPr>
-        <w:t>為什麼創造？</w:t>
-      </w:r>
-      <w:r>
-        <w:rPr>
-          <w:lang w:val="zh_TW" w:bidi="zh_TW"/>
-        </w:rPr>
-        <w:t>世界為何會變成如今的光景？</w:t>
-      </w:r>
-      <w:r>
-        <w:rPr>
-          <w:lang w:val="zh_TW" w:bidi="zh_TW"/>
-        </w:rPr>
-        <w:t>創世記回應這些問題，</w:t>
-      </w:r>
-      <w:r>
-        <w:rPr>
-          <w:lang w:val="zh_TW" w:bidi="zh_TW"/>
-        </w:rPr>
-        <w:t>也駁斥</w:t>
-      </w:r>
-      <w:r>
-        <w:rPr>
-          <w:lang w:val="zh_TW" w:bidi="zh_TW"/>
-        </w:rPr>
-        <w:t>了</w:t>
-      </w:r>
-      <w:r>
-        <w:rPr>
-          <w:lang w:val="zh_TW" w:bidi="zh_TW"/>
-        </w:rPr>
-        <w:t>以色列人在埃及受異教徒統治時，所接觸到的偶像崇拜。</w:t>
+        <w:t>當所羅門王建造聖殿為永久的敬拜場所時，他謹慎「為耶和華－我神的名」建造了</w:t>
+      </w:r>
+      <w:r>
+        <w:rPr>
+          <w:lang w:val="zh_TW" w:bidi="zh_TW"/>
+        </w:rPr>
+        <w:t>「殿</w:t>
+      </w:r>
+      <w:r>
+        <w:rPr>
+          <w:lang w:val="zh_TW" w:bidi="zh_TW"/>
+        </w:rPr>
+        <w:t>」（</w:t>
+      </w:r>
+      <w:hyperlink r:id="rId15">
+        <w:r>
+          <w:rPr>
+            <w:lang w:val="zh_TW" w:bidi="zh_TW"/>
+          </w:rPr>
+          <w:rPr>
+            <w:color w:val="0000EE"/>
+            <w:u w:val="single"/>
+          </w:rPr>
+          <w:t>王上5:3–5</w:t>
+        </w:r>
+      </w:hyperlink>
+      <w:r>
+        <w:rPr>
+          <w:lang w:val="zh_TW" w:bidi="zh_TW"/>
+        </w:rPr>
+        <w:t>）。他按照神所指示的設計施工，將約櫃安放在至聖所中，並將這座殿獻給耶和華（</w:t>
+      </w:r>
+      <w:hyperlink r:id="rId16">
+        <w:r>
+          <w:rPr>
+            <w:lang w:val="zh_TW" w:bidi="zh_TW"/>
+          </w:rPr>
+          <w:rPr>
+            <w:color w:val="0000EE"/>
+            <w:u w:val="single"/>
+          </w:rPr>
+          <w:t>8:1–11</w:t>
+        </w:r>
+      </w:hyperlink>
+      <w:r>
+        <w:rPr>
+          <w:lang w:val="zh_TW" w:bidi="zh_TW"/>
+        </w:rPr>
+        <w:t>；見</w:t>
+      </w:r>
+      <w:hyperlink r:id="rId17">
+        <w:r>
+          <w:rPr>
+            <w:lang w:val="zh_TW" w:bidi="zh_TW"/>
+          </w:rPr>
+          <w:rPr>
+            <w:color w:val="0000EE"/>
+            <w:u w:val="single"/>
+          </w:rPr>
+          <w:t>申16:13–17</w:t>
+        </w:r>
+      </w:hyperlink>
+      <w:r>
+        <w:rPr>
+          <w:lang w:val="zh_TW" w:bidi="zh_TW"/>
+        </w:rPr>
+        <w:t>）。所羅門遵行律法中的指示（例如，見</w:t>
+      </w:r>
+      <w:hyperlink r:id="rId18">
+        <w:r>
+          <w:rPr>
+            <w:lang w:val="zh_TW" w:bidi="zh_TW"/>
+          </w:rPr>
+          <w:rPr>
+            <w:color w:val="0000EE"/>
+            <w:u w:val="single"/>
+          </w:rPr>
+          <w:t>出25:10–22</w:t>
+        </w:r>
+      </w:hyperlink>
+      <w:r>
+        <w:rPr>
+          <w:lang w:val="zh_TW" w:bidi="zh_TW"/>
+        </w:rPr>
+        <w:t>），這些律例正是為了引導以色列人專心敬拜耶和華，並遵守祂的命令。</w:t>
       </w:r>
     </w:p>
     <w:p>
@@ -295,7 +379,61 @@
         <w:rPr>
           <w:lang w:val="zh_TW" w:bidi="zh_TW"/>
         </w:rPr>
-        <w:t>在應許之地，以色列人將再次與那些信奉假神、敬拜受造物而非創造主的民族為鄰。創世記教導以色列人，只有獨一真神創造萬有，祂對萬物擁有完全的主權，惟有祂配得敬拜。</w:t>
+        <w:t>人往往依照自己的私慾來敬拜，沒有遵循神所設立的方式，以色列也不例外。所羅門年老時偏離耶和華，去敬拜別神（</w:t>
+      </w:r>
+      <w:hyperlink r:id="rId19">
+        <w:r>
+          <w:rPr>
+            <w:lang w:val="zh_TW" w:bidi="zh_TW"/>
+          </w:rPr>
+          <w:rPr>
+            <w:color w:val="0000EE"/>
+            <w:u w:val="single"/>
+          </w:rPr>
+          <w:t>王上11:4–8</w:t>
+        </w:r>
+      </w:hyperlink>
+      <w:r>
+        <w:rPr>
+          <w:lang w:val="zh_TW" w:bidi="zh_TW"/>
+        </w:rPr>
+        <w:t>）。在所羅門死後，耶羅波安在北國設立了一個與之對抗的、拜偶像的宗教，明顯違背神的律法（</w:t>
+      </w:r>
+      <w:hyperlink r:id="rId20">
+        <w:r>
+          <w:rPr>
+            <w:lang w:val="zh_TW" w:bidi="zh_TW"/>
+          </w:rPr>
+          <w:rPr>
+            <w:color w:val="0000EE"/>
+            <w:u w:val="single"/>
+          </w:rPr>
+          <w:t>14:9–10</w:t>
+        </w:r>
+      </w:hyperlink>
+      <w:r>
+        <w:rPr>
+          <w:lang w:val="zh_TW" w:bidi="zh_TW"/>
+        </w:rPr>
+        <w:t>、</w:t>
+      </w:r>
+      <w:hyperlink r:id="rId21">
+        <w:r>
+          <w:rPr>
+            <w:lang w:val="zh_TW" w:bidi="zh_TW"/>
+          </w:rPr>
+          <w:rPr>
+            <w:color w:val="0000EE"/>
+            <w:u w:val="single"/>
+          </w:rPr>
+          <w:t>15–16</w:t>
+        </w:r>
+      </w:hyperlink>
+      <w:r>
+        <w:rPr>
+          <w:lang w:val="zh_TW" w:bidi="zh_TW"/>
+        </w:rPr>
+        <w:t>）。</w:t>
       </w:r>
     </w:p>
     <w:p>
@@ -309,25 +447,133 @@
         <w:rPr>
           <w:lang w:val="zh_TW" w:bidi="zh_TW"/>
         </w:rPr>
-        <w:t>神將混沌轉化為今日井然有序的宇宙。前三日，祂將原本空虛混沌的世界塑造成有結構的宇宙：創造了天、海與天空，以及地。接下來的三日，祂又在各個領域填滿生命。第七天是神的安息日，祂藉此設立了人類生活的每週節奏。這個安息也預表神為信靠祂的人所應許的屬靈安息（見</w:t>
-      </w:r>
-      <w:hyperlink r:id="rId13">
-        <w:r>
-          <w:rPr>
-            <w:lang w:val="zh_TW" w:bidi="zh_TW"/>
-          </w:rPr>
-          <w:rPr>
-            <w:color w:val="0000EE"/>
-            <w:u w:val="single"/>
-          </w:rPr>
-          <w:t>來3:7–4:11</w:t>
-        </w:r>
-      </w:hyperlink>
-      <w:r>
-        <w:rPr>
-          <w:lang w:val="zh_TW" w:bidi="zh_TW"/>
-        </w:rPr>
-        <w:t>）。</w:t>
+        <w:t>在北國的歷史中，虛假的敬拜屢見不鮮（例如，</w:t>
+      </w:r>
+      <w:hyperlink r:id="rId22">
+        <w:r>
+          <w:rPr>
+            <w:lang w:val="zh_TW" w:bidi="zh_TW"/>
+          </w:rPr>
+          <w:rPr>
+            <w:color w:val="0000EE"/>
+            <w:u w:val="single"/>
+          </w:rPr>
+          <w:t>王上15:26</w:t>
+        </w:r>
+      </w:hyperlink>
+      <w:r>
+        <w:rPr>
+          <w:lang w:val="zh_TW" w:bidi="zh_TW"/>
+        </w:rPr>
+        <w:t>，</w:t>
+      </w:r>
+      <w:hyperlink r:id="rId23">
+        <w:r>
+          <w:rPr>
+            <w:lang w:val="zh_TW" w:bidi="zh_TW"/>
+          </w:rPr>
+          <w:rPr>
+            <w:color w:val="0000EE"/>
+            <w:u w:val="single"/>
+          </w:rPr>
+          <w:t>16:13</w:t>
+        </w:r>
+      </w:hyperlink>
+      <w:r>
+        <w:rPr>
+          <w:lang w:val="zh_TW" w:bidi="zh_TW"/>
+        </w:rPr>
+        <w:t>、</w:t>
+      </w:r>
+      <w:hyperlink r:id="rId24">
+        <w:r>
+          <w:rPr>
+            <w:lang w:val="zh_TW" w:bidi="zh_TW"/>
+          </w:rPr>
+          <w:rPr>
+            <w:color w:val="0000EE"/>
+            <w:u w:val="single"/>
+          </w:rPr>
+          <w:t>25–26</w:t>
+        </w:r>
+      </w:hyperlink>
+      <w:r>
+        <w:rPr>
+          <w:lang w:val="zh_TW" w:bidi="zh_TW"/>
+        </w:rPr>
+        <w:t>、</w:t>
+      </w:r>
+      <w:hyperlink r:id="rId25">
+        <w:r>
+          <w:rPr>
+            <w:lang w:val="zh_TW" w:bidi="zh_TW"/>
+          </w:rPr>
+          <w:rPr>
+            <w:color w:val="0000EE"/>
+            <w:u w:val="single"/>
+          </w:rPr>
+          <w:t>30–33</w:t>
+        </w:r>
+      </w:hyperlink>
+      <w:r>
+        <w:rPr>
+          <w:lang w:val="zh_TW" w:bidi="zh_TW"/>
+        </w:rPr>
+        <w:t>，</w:t>
+      </w:r>
+      <w:hyperlink r:id="rId26">
+        <w:r>
+          <w:rPr>
+            <w:lang w:val="zh_TW" w:bidi="zh_TW"/>
+          </w:rPr>
+          <w:rPr>
+            <w:color w:val="0000EE"/>
+            <w:u w:val="single"/>
+          </w:rPr>
+          <w:t>21:25–26</w:t>
+        </w:r>
+      </w:hyperlink>
+      <w:r>
+        <w:rPr>
+          <w:lang w:val="zh_TW" w:bidi="zh_TW"/>
+        </w:rPr>
+        <w:t>）。在南國猶大，當地的異教祭壇也一直是屬靈上的絆腳石（</w:t>
+      </w:r>
+      <w:hyperlink r:id="rId27">
+        <w:r>
+          <w:rPr>
+            <w:lang w:val="zh_TW" w:bidi="zh_TW"/>
+          </w:rPr>
+          <w:rPr>
+            <w:color w:val="0000EE"/>
+            <w:u w:val="single"/>
+          </w:rPr>
+          <w:t>15:14</w:t>
+        </w:r>
+      </w:hyperlink>
+      <w:r>
+        <w:rPr>
+          <w:lang w:val="zh_TW" w:bidi="zh_TW"/>
+        </w:rPr>
+        <w:t>，</w:t>
+      </w:r>
+      <w:hyperlink r:id="rId28">
+        <w:r>
+          <w:rPr>
+            <w:lang w:val="zh_TW" w:bidi="zh_TW"/>
+          </w:rPr>
+          <w:rPr>
+            <w:color w:val="0000EE"/>
+            <w:u w:val="single"/>
+          </w:rPr>
+          <w:t>22:43</w:t>
+        </w:r>
+      </w:hyperlink>
+      <w:r>
+        <w:rPr>
+          <w:lang w:val="zh_TW" w:bidi="zh_TW"/>
+        </w:rPr>
+        <w:t>）。無論是猶大還是以色列，他們在敬拜耶和華這事上都不忠心。</w:t>
       </w:r>
     </w:p>
     <w:p>
@@ -341,43 +587,295 @@
         <w:rPr>
           <w:lang w:val="zh_TW" w:bidi="zh_TW"/>
         </w:rPr>
-        <w:t>創造的故事教導我們：當神完成創造時，「一切所造的都甚好」（</w:t>
-      </w:r>
-      <w:hyperlink r:id="rId14">
-        <w:r>
-          <w:rPr>
-            <w:lang w:val="zh_TW" w:bidi="zh_TW"/>
-          </w:rPr>
-          <w:rPr>
-            <w:color w:val="0000EE"/>
-            <w:u w:val="single"/>
-          </w:rPr>
-          <w:t>創1:31</w:t>
-        </w:r>
-      </w:hyperlink>
-      <w:r>
-        <w:rPr>
-          <w:lang w:val="zh_TW" w:bidi="zh_TW"/>
-        </w:rPr>
-        <w:t>）。在這樣的秩序中，人與創造主之間本有完美的關係，直到人犯罪，破壞了這個關係。這場對神的叛逆使邪惡進入了人的靈（見第</w:t>
-      </w:r>
-      <w:hyperlink r:id="rId15">
-        <w:r>
-          <w:rPr>
-            <w:lang w:val="zh_TW" w:bidi="zh_TW"/>
-          </w:rPr>
-          <w:rPr>
-            <w:color w:val="0000EE"/>
-            <w:u w:val="single"/>
-          </w:rPr>
-          <w:t>3–6</w:t>
-        </w:r>
-      </w:hyperlink>
-      <w:r>
-        <w:rPr>
-          <w:lang w:val="zh_TW" w:bidi="zh_TW"/>
-        </w:rPr>
-        <w:t>章）。世界的邪惡並不是出於創造本身的缺陷，而是因為人背叛了神的設計與旨意。</w:t>
+        <w:t>神是獨一的真神，祂的子民必須單單敬拜祂（</w:t>
+      </w:r>
+      <w:hyperlink r:id="rId29">
+        <w:r>
+          <w:rPr>
+            <w:lang w:val="zh_TW" w:bidi="zh_TW"/>
+          </w:rPr>
+          <w:rPr>
+            <w:color w:val="0000EE"/>
+            <w:u w:val="single"/>
+          </w:rPr>
+          <w:t>王上8:23</w:t>
+        </w:r>
+      </w:hyperlink>
+      <w:r>
+        <w:rPr>
+          <w:lang w:val="zh_TW" w:bidi="zh_TW"/>
+        </w:rPr>
+        <w:t>；見</w:t>
+      </w:r>
+      <w:hyperlink r:id="rId30">
+        <w:r>
+          <w:rPr>
+            <w:lang w:val="zh_TW" w:bidi="zh_TW"/>
+          </w:rPr>
+          <w:rPr>
+            <w:color w:val="0000EE"/>
+            <w:u w:val="single"/>
+          </w:rPr>
+          <w:t>申5:7</w:t>
+        </w:r>
+      </w:hyperlink>
+      <w:r>
+        <w:rPr>
+          <w:lang w:val="zh_TW" w:bidi="zh_TW"/>
+        </w:rPr>
+        <w:t>、</w:t>
+      </w:r>
+      <w:hyperlink r:id="rId31">
+        <w:r>
+          <w:rPr>
+            <w:lang w:val="zh_TW" w:bidi="zh_TW"/>
+          </w:rPr>
+          <w:rPr>
+            <w:color w:val="0000EE"/>
+            <w:u w:val="single"/>
+          </w:rPr>
+          <w:t>9</w:t>
+        </w:r>
+      </w:hyperlink>
+      <w:r>
+        <w:rPr>
+          <w:lang w:val="zh_TW" w:bidi="zh_TW"/>
+        </w:rPr>
+        <w:t>，</w:t>
+      </w:r>
+      <w:hyperlink r:id="rId32">
+        <w:r>
+          <w:rPr>
+            <w:lang w:val="zh_TW" w:bidi="zh_TW"/>
+          </w:rPr>
+          <w:rPr>
+            <w:color w:val="0000EE"/>
+            <w:u w:val="single"/>
+          </w:rPr>
+          <w:t>6:4</w:t>
+        </w:r>
+      </w:hyperlink>
+      <w:r>
+        <w:rPr>
+          <w:lang w:val="zh_TW" w:bidi="zh_TW"/>
+        </w:rPr>
+        <w:t>；</w:t>
+      </w:r>
+      <w:hyperlink r:id="rId33">
+        <w:r>
+          <w:rPr>
+            <w:lang w:val="zh_TW" w:bidi="zh_TW"/>
+          </w:rPr>
+          <w:rPr>
+            <w:color w:val="0000EE"/>
+            <w:u w:val="single"/>
+          </w:rPr>
+          <w:t>約14:6</w:t>
+        </w:r>
+      </w:hyperlink>
+      <w:r>
+        <w:rPr>
+          <w:lang w:val="zh_TW" w:bidi="zh_TW"/>
+        </w:rPr>
+        <w:t>；</w:t>
+      </w:r>
+      <w:hyperlink r:id="rId34">
+        <w:r>
+          <w:rPr>
+            <w:lang w:val="zh_TW" w:bidi="zh_TW"/>
+          </w:rPr>
+          <w:rPr>
+            <w:color w:val="0000EE"/>
+            <w:u w:val="single"/>
+          </w:rPr>
+          <w:t>徒4:12</w:t>
+        </w:r>
+      </w:hyperlink>
+      <w:r>
+        <w:rPr>
+          <w:lang w:val="zh_TW" w:bidi="zh_TW"/>
+        </w:rPr>
+        <w:t>）。我們的敬拜必須出於清潔的心，也要在委身的服事忠心於神（</w:t>
+      </w:r>
+      <w:hyperlink r:id="rId27">
+        <w:r>
+          <w:rPr>
+            <w:lang w:val="zh_TW" w:bidi="zh_TW"/>
+          </w:rPr>
+          <w:rPr>
+            <w:color w:val="0000EE"/>
+            <w:u w:val="single"/>
+          </w:rPr>
+          <w:t>王上15:14</w:t>
+        </w:r>
+      </w:hyperlink>
+      <w:r>
+        <w:rPr>
+          <w:lang w:val="zh_TW" w:bidi="zh_TW"/>
+        </w:rPr>
+        <w:t>、</w:t>
+      </w:r>
+      <w:hyperlink r:id="rId35">
+        <w:r>
+          <w:rPr>
+            <w:lang w:val="zh_TW" w:bidi="zh_TW"/>
+          </w:rPr>
+          <w:rPr>
+            <w:color w:val="0000EE"/>
+            <w:u w:val="single"/>
+          </w:rPr>
+          <w:t>17:1</w:t>
+        </w:r>
+      </w:hyperlink>
+      <w:r>
+        <w:rPr>
+          <w:lang w:val="zh_TW" w:bidi="zh_TW"/>
+        </w:rPr>
+        <w:t>；見</w:t>
+      </w:r>
+      <w:hyperlink r:id="rId36">
+        <w:r>
+          <w:rPr>
+            <w:lang w:val="zh_TW" w:bidi="zh_TW"/>
+          </w:rPr>
+          <w:rPr>
+            <w:color w:val="0000EE"/>
+            <w:u w:val="single"/>
+          </w:rPr>
+          <w:t>申10:12</w:t>
+        </w:r>
+      </w:hyperlink>
+      <w:r>
+        <w:rPr>
+          <w:lang w:val="zh_TW" w:bidi="zh_TW"/>
+        </w:rPr>
+        <w:t>、</w:t>
+      </w:r>
+      <w:hyperlink r:id="rId37">
+        <w:r>
+          <w:rPr>
+            <w:lang w:val="zh_TW" w:bidi="zh_TW"/>
+          </w:rPr>
+          <w:rPr>
+            <w:color w:val="0000EE"/>
+            <w:u w:val="single"/>
+          </w:rPr>
+          <w:t>20</w:t>
+        </w:r>
+      </w:hyperlink>
+      <w:r>
+        <w:rPr>
+          <w:lang w:val="zh_TW" w:bidi="zh_TW"/>
+        </w:rPr>
+        <w:t>；</w:t>
+      </w:r>
+      <w:hyperlink r:id="rId38">
+        <w:r>
+          <w:rPr>
+            <w:lang w:val="zh_TW" w:bidi="zh_TW"/>
+          </w:rPr>
+          <w:rPr>
+            <w:color w:val="0000EE"/>
+            <w:u w:val="single"/>
+          </w:rPr>
+          <w:t>詩24:3–4</w:t>
+        </w:r>
+      </w:hyperlink>
+      <w:r>
+        <w:rPr>
+          <w:lang w:val="zh_TW" w:bidi="zh_TW"/>
+        </w:rPr>
+        <w:t>；</w:t>
+      </w:r>
+      <w:hyperlink r:id="rId39">
+        <w:r>
+          <w:rPr>
+            <w:lang w:val="zh_TW" w:bidi="zh_TW"/>
+          </w:rPr>
+          <w:rPr>
+            <w:color w:val="0000EE"/>
+            <w:u w:val="single"/>
+          </w:rPr>
+          <w:t>太4:10</w:t>
+        </w:r>
+      </w:hyperlink>
+      <w:r>
+        <w:rPr>
+          <w:lang w:val="zh_TW" w:bidi="zh_TW"/>
+        </w:rPr>
+        <w:t>；</w:t>
+      </w:r>
+      <w:hyperlink r:id="rId40">
+        <w:r>
+          <w:rPr>
+            <w:lang w:val="zh_TW" w:bidi="zh_TW"/>
+          </w:rPr>
+          <w:rPr>
+            <w:color w:val="0000EE"/>
+            <w:u w:val="single"/>
+          </w:rPr>
+          <w:t>約4:24</w:t>
+        </w:r>
+      </w:hyperlink>
+      <w:r>
+        <w:rPr>
+          <w:lang w:val="zh_TW" w:bidi="zh_TW"/>
+        </w:rPr>
+        <w:t>）。在我們每日與每週對神的敬拜中，應當真實感受到祂的同在，並從中得著喜樂（</w:t>
+      </w:r>
+      <w:hyperlink r:id="rId41">
+        <w:r>
+          <w:rPr>
+            <w:lang w:val="zh_TW" w:bidi="zh_TW"/>
+          </w:rPr>
+          <w:rPr>
+            <w:color w:val="0000EE"/>
+            <w:u w:val="single"/>
+          </w:rPr>
+          <w:t>王上8:56</w:t>
+        </w:r>
+      </w:hyperlink>
+      <w:r>
+        <w:rPr>
+          <w:lang w:val="zh_TW" w:bidi="zh_TW"/>
+        </w:rPr>
+        <w:t>；參</w:t>
+      </w:r>
+      <w:hyperlink r:id="rId42">
+        <w:r>
+          <w:rPr>
+            <w:lang w:val="zh_TW" w:bidi="zh_TW"/>
+          </w:rPr>
+          <w:rPr>
+            <w:color w:val="0000EE"/>
+            <w:u w:val="single"/>
+          </w:rPr>
+          <w:t>詩63:1–3</w:t>
+        </w:r>
+      </w:hyperlink>
+      <w:r>
+        <w:rPr>
+          <w:lang w:val="zh_TW" w:bidi="zh_TW"/>
+        </w:rPr>
+        <w:t>；</w:t>
+      </w:r>
+      <w:hyperlink r:id="rId43">
+        <w:r>
+          <w:rPr>
+            <w:lang w:val="zh_TW" w:bidi="zh_TW"/>
+          </w:rPr>
+          <w:rPr>
+            <w:color w:val="0000EE"/>
+            <w:u w:val="single"/>
+          </w:rPr>
+          <w:t>腓4:4</w:t>
+        </w:r>
+      </w:hyperlink>
+      <w:r>
+        <w:rPr>
+          <w:lang w:val="zh_TW" w:bidi="zh_TW"/>
+        </w:rPr>
+        <w:t>）。</w:t>
       </w:r>
     </w:p>
     <w:p>
@@ -391,7 +889,151 @@
         <w:rPr>
           <w:lang w:val="zh_TW" w:bidi="zh_TW"/>
         </w:rPr>
-        <w:t>自從那第一次悖逆以來，人便與創造主隔絕。他們常常不承認神的同在與權柄。</w:t>
+        <w:t>以色列的聖殿是聖潔之地，原是為了吸引萬民來敬拜神而設立的（</w:t>
+      </w:r>
+      <w:hyperlink r:id="rId44">
+        <w:r>
+          <w:rPr>
+            <w:lang w:val="zh_TW" w:bidi="zh_TW"/>
+          </w:rPr>
+          <w:rPr>
+            <w:color w:val="0000EE"/>
+            <w:u w:val="single"/>
+          </w:rPr>
+          <w:t>王上8:41–43</w:t>
+        </w:r>
+      </w:hyperlink>
+      <w:r>
+        <w:rPr>
+          <w:lang w:val="zh_TW" w:bidi="zh_TW"/>
+        </w:rPr>
+        <w:t>）。同樣，基督徒作為永生神的殿，也應當以敬虔的生活方式，吸引並激勵他人認識主、敬拜主（</w:t>
+      </w:r>
+      <w:hyperlink r:id="rId45">
+        <w:r>
+          <w:rPr>
+            <w:lang w:val="zh_TW" w:bidi="zh_TW"/>
+          </w:rPr>
+          <w:rPr>
+            <w:color w:val="0000EE"/>
+            <w:u w:val="single"/>
+          </w:rPr>
+          <w:t>林前3:16–17</w:t>
+        </w:r>
+      </w:hyperlink>
+      <w:r>
+        <w:rPr>
+          <w:lang w:val="zh_TW" w:bidi="zh_TW"/>
+        </w:rPr>
+        <w:t>；</w:t>
+      </w:r>
+      <w:hyperlink r:id="rId46">
+        <w:r>
+          <w:rPr>
+            <w:lang w:val="zh_TW" w:bidi="zh_TW"/>
+          </w:rPr>
+          <w:rPr>
+            <w:color w:val="0000EE"/>
+            <w:u w:val="single"/>
+          </w:rPr>
+          <w:t>太5:16</w:t>
+        </w:r>
+      </w:hyperlink>
+      <w:r>
+        <w:rPr>
+          <w:lang w:val="zh_TW" w:bidi="zh_TW"/>
+        </w:rPr>
+        <w:t>；</w:t>
+      </w:r>
+      <w:hyperlink r:id="rId47">
+        <w:r>
+          <w:rPr>
+            <w:lang w:val="zh_TW" w:bidi="zh_TW"/>
+          </w:rPr>
+          <w:rPr>
+            <w:color w:val="0000EE"/>
+            <w:u w:val="single"/>
+          </w:rPr>
+          <w:t>徒2:40–47</w:t>
+        </w:r>
+      </w:hyperlink>
+      <w:r>
+        <w:rPr>
+          <w:lang w:val="zh_TW" w:bidi="zh_TW"/>
+        </w:rPr>
+        <w:t>；</w:t>
+      </w:r>
+      <w:hyperlink r:id="rId48">
+        <w:r>
+          <w:rPr>
+            <w:lang w:val="zh_TW" w:bidi="zh_TW"/>
+          </w:rPr>
+          <w:rPr>
+            <w:color w:val="0000EE"/>
+            <w:u w:val="single"/>
+          </w:rPr>
+          <w:t>提後4:5</w:t>
+        </w:r>
+      </w:hyperlink>
+      <w:r>
+        <w:rPr>
+          <w:lang w:val="zh_TW" w:bidi="zh_TW"/>
+        </w:rPr>
+        <w:t>；</w:t>
+      </w:r>
+      <w:hyperlink r:id="rId49">
+        <w:r>
+          <w:rPr>
+            <w:lang w:val="zh_TW" w:bidi="zh_TW"/>
+          </w:rPr>
+          <w:rPr>
+            <w:color w:val="0000EE"/>
+            <w:u w:val="single"/>
+          </w:rPr>
+          <w:t>彼前2:12</w:t>
+        </w:r>
+      </w:hyperlink>
+      <w:r>
+        <w:rPr>
+          <w:lang w:val="zh_TW" w:bidi="zh_TW"/>
+        </w:rPr>
+        <w:t>）。我們的整個生命，應當包括每日對基督的敬拜，承認祂為主（</w:t>
+      </w:r>
+      <w:hyperlink r:id="rId50">
+        <w:r>
+          <w:rPr>
+            <w:lang w:val="zh_TW" w:bidi="zh_TW"/>
+          </w:rPr>
+          <w:rPr>
+            <w:color w:val="0000EE"/>
+            <w:u w:val="single"/>
+          </w:rPr>
+          <w:t>彼前3:15</w:t>
+        </w:r>
+      </w:hyperlink>
+      <w:r>
+        <w:rPr>
+          <w:lang w:val="zh_TW" w:bidi="zh_TW"/>
+        </w:rPr>
+        <w:t>）。我們絕不可讓任何偶像，取代神在我們生命中的地位（</w:t>
+      </w:r>
+      <w:hyperlink r:id="rId51">
+        <w:r>
+          <w:rPr>
+            <w:lang w:val="zh_TW" w:bidi="zh_TW"/>
+          </w:rPr>
+          <w:rPr>
+            <w:color w:val="0000EE"/>
+            <w:u w:val="single"/>
+          </w:rPr>
+          <w:t>約一5:21</w:t>
+        </w:r>
+      </w:hyperlink>
+      <w:r>
+        <w:rPr>
+          <w:lang w:val="zh_TW" w:bidi="zh_TW"/>
+        </w:rPr>
+        <w:t>）。</w:t>
       </w:r>
     </w:p>
     <w:p>
@@ -401,95 +1043,12 @@
           <w:lang w:val="zh_TW" w:bidi="zh_TW"/>
         </w:rPr>
       </w:r>
-      <w:hyperlink r:id="rId16">
-        <w:r>
-          <w:rPr>
-            <w:lang w:val="zh_TW" w:bidi="zh_TW"/>
-          </w:rPr>
-          <w:rPr>
-            <w:color w:val="0000EE"/>
-            <w:u w:val="single"/>
-          </w:rPr>
-          <w:t>創世記三章7至19節</w:t>
-        </w:r>
-      </w:hyperlink>
-      <w:r>
-        <w:rPr>
-          <w:lang w:val="zh_TW" w:bidi="zh_TW"/>
-        </w:rPr>
-        <w:t>說明了這種隔絕所帶來的後果：</w:t>
-      </w:r>
-    </w:p>
-    <w:p>
-      <w:pPr>
-        <w:pStyle w:val="ListBullet"/>
-        <w:spacing w:line="240" w:lineRule="auto"/>
-        <w:ind w:left="720"/>
-      </w:pPr>
-      <w:r>
-        <w:rPr>
-          <w:lang w:val="zh_TW" w:bidi="zh_TW"/>
-        </w:rPr>
-      </w:r>
-      <w:r>
-        <w:rPr>
-          <w:lang w:val="zh_TW" w:bidi="zh_TW"/>
-        </w:rPr>
-        <w:t>羞恥，</w:t>
-      </w:r>
-    </w:p>
-    <w:p>
-      <w:pPr>
-        <w:pStyle w:val="ListBullet"/>
-        <w:spacing w:line="240" w:lineRule="auto"/>
-        <w:ind w:left="720"/>
-      </w:pPr>
-      <w:r>
-        <w:rPr>
-          <w:lang w:val="zh_TW" w:bidi="zh_TW"/>
-        </w:rPr>
-      </w:r>
-      <w:r>
-        <w:rPr>
-          <w:lang w:val="zh_TW" w:bidi="zh_TW"/>
-        </w:rPr>
-        <w:t>與神及他人之間關係破裂，</w:t>
-      </w:r>
-    </w:p>
-    <w:p>
-      <w:pPr>
-        <w:pStyle w:val="ListBullet"/>
-        <w:spacing w:line="240" w:lineRule="auto"/>
-        <w:ind w:left="720"/>
-      </w:pPr>
-      <w:r>
-        <w:rPr>
-          <w:lang w:val="zh_TW" w:bidi="zh_TW"/>
-        </w:rPr>
-      </w:r>
-      <w:r>
-        <w:rPr>
-          <w:lang w:val="zh_TW" w:bidi="zh_TW"/>
-        </w:rPr>
-        <w:t>與整個受造世界疏離，以及</w:t>
-      </w:r>
-    </w:p>
-    <w:p>
-      <w:pPr>
-        <w:pStyle w:val="ListBullet"/>
-        <w:spacing w:line="240" w:lineRule="auto"/>
-        <w:ind w:left="720"/>
-      </w:pPr>
-      <w:r>
-        <w:rPr>
-          <w:lang w:val="zh_TW" w:bidi="zh_TW"/>
-        </w:rPr>
-      </w:r>
-      <w:r>
-        <w:rPr>
-          <w:lang w:val="zh_TW" w:bidi="zh_TW"/>
-        </w:rPr>
-        <w:t>死亡。</w:t>
+      <w:r>
+        <w:rPr>
+          <w:u w:val="single"/>
+          <w:lang w:val="zh_TW" w:bidi="zh_TW"/>
+        </w:rPr>
+        <w:t>進深研究的經文段落</w:t>
       </w:r>
     </w:p>
     <w:p>
@@ -499,23 +1058,149 @@
           <w:lang w:val="zh_TW" w:bidi="zh_TW"/>
         </w:rPr>
       </w:r>
-      <w:r>
-        <w:rPr>
-          <w:lang w:val="zh_TW" w:bidi="zh_TW"/>
-        </w:rPr>
-        <w:t>從那時起，神便在歷史中工作，藉著耶穌基督恢復人與神的關係。那些被恢復的人成為</w:t>
-      </w:r>
-      <w:r>
-        <w:rPr>
-          <w:lang w:val="zh_TW" w:bidi="zh_TW"/>
-        </w:rPr>
-        <w:t>新造的人</w:t>
-      </w:r>
-      <w:r>
-        <w:rPr>
-          <w:lang w:val="zh_TW" w:bidi="zh_TW"/>
-        </w:rPr>
-        <w:t>（見</w:t>
+      <w:hyperlink r:id="rId52">
+        <w:r>
+          <w:rPr>
+            <w:lang w:val="zh_TW" w:bidi="zh_TW"/>
+          </w:rPr>
+          <w:rPr>
+            <w:color w:val="0000EE"/>
+            <w:u w:val="single"/>
+          </w:rPr>
+          <w:t>創8:20</w:t>
+        </w:r>
+      </w:hyperlink>
+      <w:r>
+        <w:rPr>
+          <w:lang w:val="zh_TW" w:bidi="zh_TW"/>
+        </w:rPr>
+        <w:t>；</w:t>
+      </w:r>
+      <w:hyperlink r:id="rId53">
+        <w:r>
+          <w:rPr>
+            <w:lang w:val="zh_TW" w:bidi="zh_TW"/>
+          </w:rPr>
+          <w:rPr>
+            <w:color w:val="0000EE"/>
+            <w:u w:val="single"/>
+          </w:rPr>
+          <w:t>出4:31</w:t>
+        </w:r>
+      </w:hyperlink>
+      <w:r>
+        <w:rPr>
+          <w:lang w:val="zh_TW" w:bidi="zh_TW"/>
+        </w:rPr>
+        <w:t>，</w:t>
+      </w:r>
+      <w:hyperlink r:id="rId18">
+        <w:r>
+          <w:rPr>
+            <w:lang w:val="zh_TW" w:bidi="zh_TW"/>
+          </w:rPr>
+          <w:rPr>
+            <w:color w:val="0000EE"/>
+            <w:u w:val="single"/>
+          </w:rPr>
+          <w:t>25:10–22</w:t>
+        </w:r>
+      </w:hyperlink>
+      <w:r>
+        <w:rPr>
+          <w:lang w:val="zh_TW" w:bidi="zh_TW"/>
+        </w:rPr>
+        <w:t>；</w:t>
+      </w:r>
+      <w:hyperlink r:id="rId14">
+        <w:r>
+          <w:rPr>
+            <w:lang w:val="zh_TW" w:bidi="zh_TW"/>
+          </w:rPr>
+          <w:rPr>
+            <w:color w:val="0000EE"/>
+            <w:u w:val="single"/>
+          </w:rPr>
+          <w:t>利1:1–8:36</w:t>
+        </w:r>
+      </w:hyperlink>
+      <w:r>
+        <w:rPr>
+          <w:lang w:val="zh_TW" w:bidi="zh_TW"/>
+        </w:rPr>
+        <w:t>；</w:t>
+      </w:r>
+      <w:hyperlink r:id="rId54">
+        <w:r>
+          <w:rPr>
+            <w:lang w:val="zh_TW" w:bidi="zh_TW"/>
+          </w:rPr>
+          <w:rPr>
+            <w:color w:val="0000EE"/>
+            <w:u w:val="single"/>
+          </w:rPr>
+          <w:t>申5:7–9</w:t>
+        </w:r>
+      </w:hyperlink>
+      <w:r>
+        <w:rPr>
+          <w:lang w:val="zh_TW" w:bidi="zh_TW"/>
+        </w:rPr>
+        <w:t>，</w:t>
+      </w:r>
+      <w:hyperlink r:id="rId55">
+        <w:r>
+          <w:rPr>
+            <w:lang w:val="zh_TW" w:bidi="zh_TW"/>
+          </w:rPr>
+          <w:rPr>
+            <w:color w:val="0000EE"/>
+            <w:u w:val="single"/>
+          </w:rPr>
+          <w:t>6:4–9</w:t>
+        </w:r>
+      </w:hyperlink>
+      <w:r>
+        <w:rPr>
+          <w:lang w:val="zh_TW" w:bidi="zh_TW"/>
+        </w:rPr>
+        <w:t>，</w:t>
+      </w:r>
+      <w:hyperlink r:id="rId36">
+        <w:r>
+          <w:rPr>
+            <w:lang w:val="zh_TW" w:bidi="zh_TW"/>
+          </w:rPr>
+          <w:rPr>
+            <w:color w:val="0000EE"/>
+            <w:u w:val="single"/>
+          </w:rPr>
+          <w:t>10:12</w:t>
+        </w:r>
+      </w:hyperlink>
+      <w:r>
+        <w:rPr>
+          <w:lang w:val="zh_TW" w:bidi="zh_TW"/>
+        </w:rPr>
+        <w:t>、</w:t>
+      </w:r>
+      <w:hyperlink r:id="rId37">
+        <w:r>
+          <w:rPr>
+            <w:lang w:val="zh_TW" w:bidi="zh_TW"/>
+          </w:rPr>
+          <w:rPr>
+            <w:color w:val="0000EE"/>
+            <w:u w:val="single"/>
+          </w:rPr>
+          <w:t>20</w:t>
+        </w:r>
+      </w:hyperlink>
+      <w:r>
+        <w:rPr>
+          <w:lang w:val="zh_TW" w:bidi="zh_TW"/>
+        </w:rPr>
+        <w:t>，</w:t>
       </w:r>
       <w:hyperlink r:id="rId17">
         <w:r>
@@ -526,25 +1211,25 @@
             <w:color w:val="0000EE"/>
             <w:u w:val="single"/>
           </w:rPr>
-          <w:t>加6:15</w:t>
-        </w:r>
-      </w:hyperlink>
-      <w:r>
-        <w:rPr>
-          <w:lang w:val="zh_TW" w:bidi="zh_TW"/>
-        </w:rPr>
-        <w:t>）。藉著耶穌，永生向所有人敞開。將來有一天，神要更新一切（見</w:t>
-      </w:r>
-      <w:hyperlink r:id="rId18">
-        <w:r>
-          <w:rPr>
-            <w:lang w:val="zh_TW" w:bidi="zh_TW"/>
-          </w:rPr>
-          <w:rPr>
-            <w:color w:val="0000EE"/>
-            <w:u w:val="single"/>
-          </w:rPr>
-          <w:t>賽65:17–25</w:t>
+          <w:t>16:13–17</w:t>
+        </w:r>
+      </w:hyperlink>
+      <w:r>
+        <w:rPr>
+          <w:lang w:val="zh_TW" w:bidi="zh_TW"/>
+        </w:rPr>
+        <w:t>，</w:t>
+      </w:r>
+      <w:hyperlink r:id="rId56">
+        <w:r>
+          <w:rPr>
+            <w:lang w:val="zh_TW" w:bidi="zh_TW"/>
+          </w:rPr>
+          <w:rPr>
+            <w:color w:val="0000EE"/>
+            <w:u w:val="single"/>
+          </w:rPr>
+          <w:t>26:1–15</w:t>
         </w:r>
       </w:hyperlink>
       <w:r>
@@ -553,75 +1238,16 @@
         </w:rPr>
         <w:t>；</w:t>
       </w:r>
-      <w:hyperlink r:id="rId19">
-        <w:r>
-          <w:rPr>
-            <w:lang w:val="zh_TW" w:bidi="zh_TW"/>
-          </w:rPr>
-          <w:rPr>
-            <w:color w:val="0000EE"/>
-            <w:u w:val="single"/>
-          </w:rPr>
-          <w:t>羅8:19–22</w:t>
-        </w:r>
-      </w:hyperlink>
-      <w:r>
-        <w:rPr>
-          <w:lang w:val="zh_TW" w:bidi="zh_TW"/>
-        </w:rPr>
-        <w:t>），整個宇宙都要煥然一新（</w:t>
-      </w:r>
-      <w:hyperlink r:id="rId20">
-        <w:r>
-          <w:rPr>
-            <w:lang w:val="zh_TW" w:bidi="zh_TW"/>
-          </w:rPr>
-          <w:rPr>
-            <w:color w:val="0000EE"/>
-            <w:u w:val="single"/>
-          </w:rPr>
-          <w:t>啟21:1</w:t>
-        </w:r>
-      </w:hyperlink>
-      <w:r>
-        <w:rPr>
-          <w:lang w:val="zh_TW" w:bidi="zh_TW"/>
-        </w:rPr>
-        <w:t>）。</w:t>
-      </w:r>
-    </w:p>
-    <w:p>
-      <w:pPr/>
-      <w:r>
-        <w:rPr>
-          <w:lang w:val="zh_TW" w:bidi="zh_TW"/>
-        </w:rPr>
-      </w:r>
-      <w:r>
-        <w:rPr>
-          <w:u w:val="single"/>
-          <w:lang w:val="zh_TW" w:bidi="zh_TW"/>
-        </w:rPr>
-        <w:t>進深研究的經文段落</w:t>
-      </w:r>
-    </w:p>
-    <w:p>
-      <w:pPr/>
-      <w:r>
-        <w:rPr>
-          <w:lang w:val="zh_TW" w:bidi="zh_TW"/>
-        </w:rPr>
-      </w:r>
-      <w:hyperlink r:id="rId21">
-        <w:r>
-          <w:rPr>
-            <w:lang w:val="zh_TW" w:bidi="zh_TW"/>
-          </w:rPr>
-          <w:rPr>
-            <w:color w:val="0000EE"/>
-            <w:u w:val="single"/>
-          </w:rPr>
-          <w:t>創1:1–2:3</w:t>
+      <w:hyperlink r:id="rId15">
+        <w:r>
+          <w:rPr>
+            <w:lang w:val="zh_TW" w:bidi="zh_TW"/>
+          </w:rPr>
+          <w:rPr>
+            <w:color w:val="0000EE"/>
+            <w:u w:val="single"/>
+          </w:rPr>
+          <w:t>王上5:3–5</w:t>
         </w:r>
       </w:hyperlink>
       <w:r>
@@ -630,16 +1256,34 @@
         </w:rPr>
         <w:t>；</w:t>
       </w:r>
-      <w:hyperlink r:id="rId22">
-        <w:r>
-          <w:rPr>
-            <w:lang w:val="zh_TW" w:bidi="zh_TW"/>
-          </w:rPr>
-          <w:rPr>
-            <w:color w:val="0000EE"/>
-            <w:u w:val="single"/>
-          </w:rPr>
-          <w:t>詩33:6–9</w:t>
+      <w:hyperlink r:id="rId57">
+        <w:r>
+          <w:rPr>
+            <w:lang w:val="zh_TW" w:bidi="zh_TW"/>
+          </w:rPr>
+          <w:rPr>
+            <w:color w:val="0000EE"/>
+            <w:u w:val="single"/>
+          </w:rPr>
+          <w:t>詩24:3–6</w:t>
+        </w:r>
+      </w:hyperlink>
+      <w:r>
+        <w:rPr>
+          <w:lang w:val="zh_TW" w:bidi="zh_TW"/>
+        </w:rPr>
+        <w:t>，</w:t>
+      </w:r>
+      <w:hyperlink r:id="rId58">
+        <w:r>
+          <w:rPr>
+            <w:lang w:val="zh_TW" w:bidi="zh_TW"/>
+          </w:rPr>
+          <w:rPr>
+            <w:color w:val="0000EE"/>
+            <w:u w:val="single"/>
+          </w:rPr>
+          <w:t>51:1–19</w:t>
         </w:r>
       </w:hyperlink>
       <w:r>
@@ -648,16 +1292,16 @@
         </w:rPr>
         <w:t>；</w:t>
       </w:r>
-      <w:hyperlink r:id="rId23">
-        <w:r>
-          <w:rPr>
-            <w:lang w:val="zh_TW" w:bidi="zh_TW"/>
-          </w:rPr>
-          <w:rPr>
-            <w:color w:val="0000EE"/>
-            <w:u w:val="single"/>
-          </w:rPr>
-          <w:t>箴3:19</w:t>
+      <w:hyperlink r:id="rId59">
+        <w:r>
+          <w:rPr>
+            <w:lang w:val="zh_TW" w:bidi="zh_TW"/>
+          </w:rPr>
+          <w:rPr>
+            <w:color w:val="0000EE"/>
+            <w:u w:val="single"/>
+          </w:rPr>
+          <w:t>何6:6</w:t>
         </w:r>
       </w:hyperlink>
       <w:r>
@@ -666,16 +1310,16 @@
         </w:rPr>
         <w:t>，</w:t>
       </w:r>
-      <w:hyperlink r:id="rId24">
-        <w:r>
-          <w:rPr>
-            <w:lang w:val="zh_TW" w:bidi="zh_TW"/>
-          </w:rPr>
-          <w:rPr>
-            <w:color w:val="0000EE"/>
-            <w:u w:val="single"/>
-          </w:rPr>
-          <w:t>8:22–31</w:t>
+      <w:hyperlink r:id="rId60">
+        <w:r>
+          <w:rPr>
+            <w:lang w:val="zh_TW" w:bidi="zh_TW"/>
+          </w:rPr>
+          <w:rPr>
+            <w:color w:val="0000EE"/>
+            <w:u w:val="single"/>
+          </w:rPr>
+          <w:t>14:1–2</w:t>
         </w:r>
       </w:hyperlink>
       <w:r>
@@ -684,16 +1328,34 @@
         </w:rPr>
         <w:t>；</w:t>
       </w:r>
-      <w:hyperlink r:id="rId25">
-        <w:r>
-          <w:rPr>
-            <w:lang w:val="zh_TW" w:bidi="zh_TW"/>
-          </w:rPr>
-          <w:rPr>
-            <w:color w:val="0000EE"/>
-            <w:u w:val="single"/>
-          </w:rPr>
-          <w:t>賽40:26–28</w:t>
+      <w:hyperlink r:id="rId61">
+        <w:r>
+          <w:rPr>
+            <w:lang w:val="zh_TW" w:bidi="zh_TW"/>
+          </w:rPr>
+          <w:rPr>
+            <w:color w:val="0000EE"/>
+            <w:u w:val="single"/>
+          </w:rPr>
+          <w:t>彌6:6–8</w:t>
+        </w:r>
+      </w:hyperlink>
+      <w:r>
+        <w:rPr>
+          <w:lang w:val="zh_TW" w:bidi="zh_TW"/>
+        </w:rPr>
+        <w:t>；</w:t>
+      </w:r>
+      <w:hyperlink r:id="rId39">
+        <w:r>
+          <w:rPr>
+            <w:lang w:val="zh_TW" w:bidi="zh_TW"/>
+          </w:rPr>
+          <w:rPr>
+            <w:color w:val="0000EE"/>
+            <w:u w:val="single"/>
+          </w:rPr>
+          <w:t>太4:10</w:t>
         </w:r>
       </w:hyperlink>
       <w:r>
@@ -702,34 +1364,34 @@
         </w:rPr>
         <w:t>，</w:t>
       </w:r>
-      <w:hyperlink r:id="rId26">
-        <w:r>
-          <w:rPr>
-            <w:lang w:val="zh_TW" w:bidi="zh_TW"/>
-          </w:rPr>
-          <w:rPr>
-            <w:color w:val="0000EE"/>
-            <w:u w:val="single"/>
-          </w:rPr>
-          <w:t>45:11–12</w:t>
-        </w:r>
-      </w:hyperlink>
-      <w:r>
-        <w:rPr>
-          <w:lang w:val="zh_TW" w:bidi="zh_TW"/>
-        </w:rPr>
-        <w:t>、</w:t>
-      </w:r>
-      <w:hyperlink r:id="rId27">
-        <w:r>
-          <w:rPr>
-            <w:lang w:val="zh_TW" w:bidi="zh_TW"/>
-          </w:rPr>
-          <w:rPr>
-            <w:color w:val="0000EE"/>
-            <w:u w:val="single"/>
-          </w:rPr>
-          <w:t>18–19</w:t>
+      <w:hyperlink r:id="rId46">
+        <w:r>
+          <w:rPr>
+            <w:lang w:val="zh_TW" w:bidi="zh_TW"/>
+          </w:rPr>
+          <w:rPr>
+            <w:color w:val="0000EE"/>
+            <w:u w:val="single"/>
+          </w:rPr>
+          <w:t>5:16</w:t>
+        </w:r>
+      </w:hyperlink>
+      <w:r>
+        <w:rPr>
+          <w:lang w:val="zh_TW" w:bidi="zh_TW"/>
+        </w:rPr>
+        <w:t>，</w:t>
+      </w:r>
+      <w:hyperlink r:id="rId62">
+        <w:r>
+          <w:rPr>
+            <w:lang w:val="zh_TW" w:bidi="zh_TW"/>
+          </w:rPr>
+          <w:rPr>
+            <w:color w:val="0000EE"/>
+            <w:u w:val="single"/>
+          </w:rPr>
+          <w:t>6:1–18</w:t>
         </w:r>
       </w:hyperlink>
       <w:r>
@@ -738,16 +1400,52 @@
         </w:rPr>
         <w:t>；</w:t>
       </w:r>
-      <w:hyperlink r:id="rId28">
-        <w:r>
-          <w:rPr>
-            <w:lang w:val="zh_TW" w:bidi="zh_TW"/>
-          </w:rPr>
-          <w:rPr>
-            <w:color w:val="0000EE"/>
-            <w:u w:val="single"/>
-          </w:rPr>
-          <w:t>耶10:11–16</w:t>
+      <w:hyperlink r:id="rId63">
+        <w:r>
+          <w:rPr>
+            <w:lang w:val="zh_TW" w:bidi="zh_TW"/>
+          </w:rPr>
+          <w:rPr>
+            <w:color w:val="0000EE"/>
+            <w:u w:val="single"/>
+          </w:rPr>
+          <w:t>約4:19–24</w:t>
+        </w:r>
+      </w:hyperlink>
+      <w:r>
+        <w:rPr>
+          <w:lang w:val="zh_TW" w:bidi="zh_TW"/>
+        </w:rPr>
+        <w:t>，</w:t>
+      </w:r>
+      <w:hyperlink r:id="rId64">
+        <w:r>
+          <w:rPr>
+            <w:lang w:val="zh_TW" w:bidi="zh_TW"/>
+          </w:rPr>
+          <w:rPr>
+            <w:color w:val="0000EE"/>
+            <w:u w:val="single"/>
+          </w:rPr>
+          <w:t>5:23</w:t>
+        </w:r>
+      </w:hyperlink>
+      <w:r>
+        <w:rPr>
+          <w:lang w:val="zh_TW" w:bidi="zh_TW"/>
+        </w:rPr>
+        <w:t>，</w:t>
+      </w:r>
+      <w:hyperlink r:id="rId33">
+        <w:r>
+          <w:rPr>
+            <w:lang w:val="zh_TW" w:bidi="zh_TW"/>
+          </w:rPr>
+          <w:rPr>
+            <w:color w:val="0000EE"/>
+            <w:u w:val="single"/>
+          </w:rPr>
+          <w:t>14:6</w:t>
         </w:r>
       </w:hyperlink>
       <w:r>
@@ -756,16 +1454,16 @@
         </w:rPr>
         <w:t>；</w:t>
       </w:r>
-      <w:hyperlink r:id="rId29">
-        <w:r>
-          <w:rPr>
-            <w:lang w:val="zh_TW" w:bidi="zh_TW"/>
-          </w:rPr>
-          <w:rPr>
-            <w:color w:val="0000EE"/>
-            <w:u w:val="single"/>
-          </w:rPr>
-          <w:t>約1:1–4</w:t>
+      <w:hyperlink r:id="rId47">
+        <w:r>
+          <w:rPr>
+            <w:lang w:val="zh_TW" w:bidi="zh_TW"/>
+          </w:rPr>
+          <w:rPr>
+            <w:color w:val="0000EE"/>
+            <w:u w:val="single"/>
+          </w:rPr>
+          <w:t>徒2:40–47</w:t>
         </w:r>
       </w:hyperlink>
       <w:r>
@@ -774,16 +1472,16 @@
         </w:rPr>
         <w:t>；</w:t>
       </w:r>
-      <w:hyperlink r:id="rId30">
-        <w:r>
-          <w:rPr>
-            <w:lang w:val="zh_TW" w:bidi="zh_TW"/>
-          </w:rPr>
-          <w:rPr>
-            <w:color w:val="0000EE"/>
-            <w:u w:val="single"/>
-          </w:rPr>
-          <w:t>羅8:18–25</w:t>
+      <w:hyperlink r:id="rId65">
+        <w:r>
+          <w:rPr>
+            <w:lang w:val="zh_TW" w:bidi="zh_TW"/>
+          </w:rPr>
+          <w:rPr>
+            <w:color w:val="0000EE"/>
+            <w:u w:val="single"/>
+          </w:rPr>
+          <w:t>羅12:1–2</w:t>
         </w:r>
       </w:hyperlink>
       <w:r>
@@ -792,16 +1490,34 @@
         </w:rPr>
         <w:t>；</w:t>
       </w:r>
-      <w:hyperlink r:id="rId31">
-        <w:r>
-          <w:rPr>
-            <w:lang w:val="zh_TW" w:bidi="zh_TW"/>
-          </w:rPr>
-          <w:rPr>
-            <w:color w:val="0000EE"/>
-            <w:u w:val="single"/>
-          </w:rPr>
-          <w:t>林後5:17</w:t>
+      <w:hyperlink r:id="rId45">
+        <w:r>
+          <w:rPr>
+            <w:lang w:val="zh_TW" w:bidi="zh_TW"/>
+          </w:rPr>
+          <w:rPr>
+            <w:color w:val="0000EE"/>
+            <w:u w:val="single"/>
+          </w:rPr>
+          <w:t>林前3:16–17</w:t>
+        </w:r>
+      </w:hyperlink>
+      <w:r>
+        <w:rPr>
+          <w:lang w:val="zh_TW" w:bidi="zh_TW"/>
+        </w:rPr>
+        <w:t>，</w:t>
+      </w:r>
+      <w:hyperlink r:id="rId66">
+        <w:r>
+          <w:rPr>
+            <w:lang w:val="zh_TW" w:bidi="zh_TW"/>
+          </w:rPr>
+          <w:rPr>
+            <w:color w:val="0000EE"/>
+            <w:u w:val="single"/>
+          </w:rPr>
+          <w:t>14:1–40</w:t>
         </w:r>
       </w:hyperlink>
       <w:r>
@@ -810,16 +1526,16 @@
         </w:rPr>
         <w:t>；</w:t>
       </w:r>
-      <w:hyperlink r:id="rId32">
-        <w:r>
-          <w:rPr>
-            <w:lang w:val="zh_TW" w:bidi="zh_TW"/>
-          </w:rPr>
-          <w:rPr>
-            <w:color w:val="0000EE"/>
-            <w:u w:val="single"/>
-          </w:rPr>
-          <w:t>西1:15–20</w:t>
+      <w:hyperlink r:id="rId67">
+        <w:r>
+          <w:rPr>
+            <w:lang w:val="zh_TW" w:bidi="zh_TW"/>
+          </w:rPr>
+          <w:rPr>
+            <w:color w:val="0000EE"/>
+            <w:u w:val="single"/>
+          </w:rPr>
+          <w:t>腓3:3</w:t>
         </w:r>
       </w:hyperlink>
       <w:r>
@@ -828,16 +1544,70 @@
         </w:rPr>
         <w:t>；</w:t>
       </w:r>
-      <w:hyperlink r:id="rId33">
-        <w:r>
-          <w:rPr>
-            <w:lang w:val="zh_TW" w:bidi="zh_TW"/>
-          </w:rPr>
-          <w:rPr>
-            <w:color w:val="0000EE"/>
-            <w:u w:val="single"/>
-          </w:rPr>
-          <w:t>啟4:11</w:t>
+      <w:hyperlink r:id="rId68">
+        <w:r>
+          <w:rPr>
+            <w:lang w:val="zh_TW" w:bidi="zh_TW"/>
+          </w:rPr>
+          <w:rPr>
+            <w:color w:val="0000EE"/>
+            <w:u w:val="single"/>
+          </w:rPr>
+          <w:t>來10:1–25</w:t>
+        </w:r>
+      </w:hyperlink>
+      <w:r>
+        <w:rPr>
+          <w:lang w:val="zh_TW" w:bidi="zh_TW"/>
+        </w:rPr>
+        <w:t>；</w:t>
+      </w:r>
+      <w:hyperlink r:id="rId50">
+        <w:r>
+          <w:rPr>
+            <w:lang w:val="zh_TW" w:bidi="zh_TW"/>
+          </w:rPr>
+          <w:rPr>
+            <w:color w:val="0000EE"/>
+            <w:u w:val="single"/>
+          </w:rPr>
+          <w:t>彼前3:15</w:t>
+        </w:r>
+      </w:hyperlink>
+      <w:r>
+        <w:rPr>
+          <w:lang w:val="zh_TW" w:bidi="zh_TW"/>
+        </w:rPr>
+        <w:t>；</w:t>
+      </w:r>
+      <w:hyperlink r:id="rId51">
+        <w:r>
+          <w:rPr>
+            <w:lang w:val="zh_TW" w:bidi="zh_TW"/>
+          </w:rPr>
+          <w:rPr>
+            <w:color w:val="0000EE"/>
+            <w:u w:val="single"/>
+          </w:rPr>
+          <w:t>約一5:21</w:t>
+        </w:r>
+      </w:hyperlink>
+      <w:r>
+        <w:rPr>
+          <w:lang w:val="zh_TW" w:bidi="zh_TW"/>
+        </w:rPr>
+        <w:t>；</w:t>
+      </w:r>
+      <w:hyperlink r:id="rId69">
+        <w:r>
+          <w:rPr>
+            <w:lang w:val="zh_TW" w:bidi="zh_TW"/>
+          </w:rPr>
+          <w:rPr>
+            <w:color w:val="0000EE"/>
+            <w:u w:val="single"/>
+          </w:rPr>
+          <w:t>啟5:9–13</w:t>
         </w:r>
       </w:hyperlink>
       <w:r>
@@ -846,989 +1616,16 @@
         </w:rPr>
         <w:t>，</w:t>
       </w:r>
-      <w:hyperlink r:id="rId34">
-        <w:r>
-          <w:rPr>
-            <w:lang w:val="zh_TW" w:bidi="zh_TW"/>
-          </w:rPr>
-          <w:rPr>
-            <w:color w:val="0000EE"/>
-            <w:u w:val="single"/>
-          </w:rPr>
-          <w:t>21:1–5</w:t>
-        </w:r>
-      </w:hyperlink>
-      <w:r>
-        <w:rPr>
-          <w:lang w:val="zh_TW" w:bidi="zh_TW"/>
-        </w:rPr>
-      </w:r>
-      <w:r>
-        <w:rPr>
-          <w:lang w:val="zh_TW" w:bidi="zh_TW"/>
-        </w:rPr>
-      </w:r>
-    </w:p>
-    <w:p>
-      <w:pPr/>
-      <w:r>
-        <w:rPr>
-          <w:lang w:val="zh_TW" w:bidi="zh_TW"/>
-        </w:rPr>
-      </w:r>
-    </w:p>
-    <w:p>
-      <w:pPr>
-        <w:pStyle w:val="Heading2"/>
-      </w:pPr>
-      <w:r>
-        <w:rPr>
-          <w:lang w:val="zh_TW" w:bidi="zh_TW"/>
-        </w:rPr>
-        <w:t>創造萬有的王</w:t>
-      </w:r>
-      <w:r>
-        <w:rPr>
-          <w:lang w:val="zh_TW" w:bidi="zh_TW"/>
-        </w:rPr>
-      </w:r>
-    </w:p>
-    <w:p>
-      <w:pPr/>
-      <w:r>
-        <w:rPr>
-          <w:lang w:val="zh_TW" w:bidi="zh_TW"/>
-        </w:rPr>
-      </w:r>
-      <w:r>
-        <w:rPr>
-          <w:lang w:val="zh_TW" w:bidi="zh_TW"/>
-        </w:rPr>
-        <w:t>神創造並建立了這個世界，萬有都是祂創造的 （</w:t>
-      </w:r>
-      <w:hyperlink r:id="rId35">
-        <w:r>
-          <w:rPr>
-            <w:lang w:val="zh_TW" w:bidi="zh_TW"/>
-          </w:rPr>
-          <w:rPr>
-            <w:color w:val="0000EE"/>
-            <w:u w:val="single"/>
-          </w:rPr>
-          <w:t>創1–2</w:t>
-        </w:r>
-      </w:hyperlink>
-      <w:r>
-        <w:rPr>
-          <w:lang w:val="zh_TW" w:bidi="zh_TW"/>
-        </w:rPr>
-        <w:t>；</w:t>
-      </w:r>
-      <w:hyperlink r:id="rId36">
-        <w:r>
-          <w:rPr>
-            <w:lang w:val="zh_TW" w:bidi="zh_TW"/>
-          </w:rPr>
-          <w:rPr>
-            <w:color w:val="0000EE"/>
-            <w:u w:val="single"/>
-          </w:rPr>
-          <w:t>詩24:1–2</w:t>
-        </w:r>
-      </w:hyperlink>
-      <w:r>
-        <w:rPr>
-          <w:lang w:val="zh_TW" w:bidi="zh_TW"/>
-        </w:rPr>
-        <w:t>，</w:t>
-      </w:r>
-      <w:hyperlink r:id="rId37">
-        <w:r>
-          <w:rPr>
-            <w:lang w:val="zh_TW" w:bidi="zh_TW"/>
-          </w:rPr>
-          <w:rPr>
-            <w:color w:val="0000EE"/>
-            <w:u w:val="single"/>
-          </w:rPr>
-          <w:t>95:4–5</w:t>
-        </w:r>
-      </w:hyperlink>
-      <w:r>
-        <w:rPr>
-          <w:lang w:val="zh_TW" w:bidi="zh_TW"/>
-        </w:rPr>
-        <w:t>）。祂也掌管並看顧祂所造的一切（</w:t>
-      </w:r>
-      <w:hyperlink r:id="rId38">
-        <w:r>
-          <w:rPr>
-            <w:lang w:val="zh_TW" w:bidi="zh_TW"/>
-          </w:rPr>
-          <w:rPr>
-            <w:color w:val="0000EE"/>
-            <w:u w:val="single"/>
-          </w:rPr>
-          <w:t>95:6–7</w:t>
-        </w:r>
-      </w:hyperlink>
-      <w:r>
-        <w:rPr>
-          <w:lang w:val="zh_TW" w:bidi="zh_TW"/>
-        </w:rPr>
-        <w:t>，</w:t>
-      </w:r>
-      <w:hyperlink r:id="rId39">
-        <w:r>
-          <w:rPr>
-            <w:lang w:val="zh_TW" w:bidi="zh_TW"/>
-          </w:rPr>
-          <w:rPr>
-            <w:color w:val="0000EE"/>
-            <w:u w:val="single"/>
-          </w:rPr>
-          <w:t>96:10</w:t>
-        </w:r>
-      </w:hyperlink>
-      <w:r>
-        <w:rPr>
-          <w:lang w:val="zh_TW" w:bidi="zh_TW"/>
-        </w:rPr>
-        <w:t>）。</w:t>
-      </w:r>
-    </w:p>
-    <w:p>
-      <w:pPr/>
-      <w:r>
-        <w:rPr>
-          <w:lang w:val="zh_TW" w:bidi="zh_TW"/>
-        </w:rPr>
-      </w:r>
-      <w:r>
-        <w:rPr>
-          <w:lang w:val="zh_TW" w:bidi="zh_TW"/>
-        </w:rPr>
-        <w:t>有多篇詩篇讚美神在創造中的榮耀（</w:t>
-      </w:r>
-      <w:hyperlink r:id="rId40">
-        <w:r>
-          <w:rPr>
-            <w:lang w:val="zh_TW" w:bidi="zh_TW"/>
-          </w:rPr>
-          <w:rPr>
-            <w:color w:val="0000EE"/>
-            <w:u w:val="single"/>
-          </w:rPr>
-          <w:t>詩8</w:t>
-        </w:r>
-      </w:hyperlink>
-      <w:r>
-        <w:rPr>
-          <w:lang w:val="zh_TW" w:bidi="zh_TW"/>
-        </w:rPr>
-        <w:t>，</w:t>
-      </w:r>
-      <w:hyperlink r:id="rId41">
-        <w:r>
-          <w:rPr>
-            <w:lang w:val="zh_TW" w:bidi="zh_TW"/>
-          </w:rPr>
-          <w:rPr>
-            <w:color w:val="0000EE"/>
-            <w:u w:val="single"/>
-          </w:rPr>
-          <w:t>19</w:t>
-        </w:r>
-      </w:hyperlink>
-      <w:r>
-        <w:rPr>
-          <w:lang w:val="zh_TW" w:bidi="zh_TW"/>
-        </w:rPr>
-        <w:t>，</w:t>
-      </w:r>
-      <w:hyperlink r:id="rId42">
-        <w:r>
-          <w:rPr>
-            <w:lang w:val="zh_TW" w:bidi="zh_TW"/>
-          </w:rPr>
-          <w:rPr>
-            <w:color w:val="0000EE"/>
-            <w:u w:val="single"/>
-          </w:rPr>
-          <w:t>28</w:t>
-        </w:r>
-      </w:hyperlink>
-      <w:r>
-        <w:rPr>
-          <w:lang w:val="zh_TW" w:bidi="zh_TW"/>
-        </w:rPr>
-        <w:t>，</w:t>
-      </w:r>
-      <w:hyperlink r:id="rId43">
-        <w:r>
-          <w:rPr>
-            <w:lang w:val="zh_TW" w:bidi="zh_TW"/>
-          </w:rPr>
-          <w:rPr>
-            <w:color w:val="0000EE"/>
-            <w:u w:val="single"/>
-          </w:rPr>
-          <w:t>33</w:t>
-        </w:r>
-      </w:hyperlink>
-      <w:r>
-        <w:rPr>
-          <w:lang w:val="zh_TW" w:bidi="zh_TW"/>
-        </w:rPr>
-        <w:t>，</w:t>
-      </w:r>
-      <w:hyperlink r:id="rId44">
-        <w:r>
-          <w:rPr>
-            <w:lang w:val="zh_TW" w:bidi="zh_TW"/>
-          </w:rPr>
-          <w:rPr>
-            <w:color w:val="0000EE"/>
-            <w:u w:val="single"/>
-          </w:rPr>
-          <w:t>89</w:t>
-        </w:r>
-      </w:hyperlink>
-      <w:r>
-        <w:rPr>
-          <w:lang w:val="zh_TW" w:bidi="zh_TW"/>
-        </w:rPr>
-        <w:t>，</w:t>
-      </w:r>
-      <w:hyperlink r:id="rId45">
-        <w:r>
-          <w:rPr>
-            <w:lang w:val="zh_TW" w:bidi="zh_TW"/>
-          </w:rPr>
-          <w:rPr>
-            <w:color w:val="0000EE"/>
-            <w:u w:val="single"/>
-          </w:rPr>
-          <w:t>104</w:t>
-        </w:r>
-      </w:hyperlink>
-      <w:r>
-        <w:rPr>
-          <w:lang w:val="zh_TW" w:bidi="zh_TW"/>
-        </w:rPr>
-        <w:t>）：</w:t>
-      </w:r>
-    </w:p>
-    <w:p>
-      <w:pPr>
-        <w:pStyle w:val="ListNumber"/>
-        <w:numPr>
-          <w:ilvl w:val="0"/>
-          <w:numId w:val="14"/>
-        </w:numPr>
-        <w:spacing w:line="240" w:lineRule="auto"/>
-        <w:ind w:left="720"/>
-      </w:pPr>
-      <w:r>
-        <w:rPr>
-          <w:lang w:val="zh_TW" w:bidi="zh_TW"/>
-        </w:rPr>
-      </w:r>
-      <w:hyperlink r:id="rId40">
-        <w:r>
-          <w:rPr>
-            <w:lang w:val="zh_TW" w:bidi="zh_TW"/>
-          </w:rPr>
-          <w:rPr>
-            <w:color w:val="0000EE"/>
-            <w:u w:val="single"/>
-          </w:rPr>
-          <w:t>詩篇八篇</w:t>
-        </w:r>
-      </w:hyperlink>
-      <w:r>
-        <w:rPr>
-          <w:lang w:val="zh_TW" w:bidi="zh_TW"/>
-        </w:rPr>
-        <w:t>強調神</w:t>
-      </w:r>
-      <w:r>
-        <w:rPr>
-          <w:lang w:val="zh_TW" w:bidi="zh_TW"/>
-        </w:rPr>
-        <w:t>賜</w:t>
-      </w:r>
-      <w:r>
-        <w:rPr>
-          <w:lang w:val="zh_TW" w:bidi="zh_TW"/>
-        </w:rPr>
-        <w:t>人</w:t>
-      </w:r>
-      <w:r>
-        <w:rPr>
-          <w:lang w:val="zh_TW" w:bidi="zh_TW"/>
-        </w:rPr>
-        <w:t>榮耀</w:t>
-      </w:r>
-      <w:r>
-        <w:rPr>
-          <w:lang w:val="zh_TW" w:bidi="zh_TW"/>
-        </w:rPr>
-        <w:t>，讓他們</w:t>
-      </w:r>
-      <w:r>
-        <w:rPr>
-          <w:lang w:val="zh_TW" w:bidi="zh_TW"/>
-        </w:rPr>
-        <w:t>管理衪的創造</w:t>
-      </w:r>
-      <w:r>
-        <w:rPr>
-          <w:lang w:val="zh_TW" w:bidi="zh_TW"/>
-        </w:rPr>
-        <w:t>。</w:t>
-      </w:r>
-    </w:p>
-    <w:p>
-      <w:pPr>
-        <w:pStyle w:val="ListNumber"/>
-        <w:spacing w:line="240" w:lineRule="auto"/>
-        <w:ind w:left="720"/>
-      </w:pPr>
-      <w:r>
-        <w:rPr>
-          <w:lang w:val="zh_TW" w:bidi="zh_TW"/>
-        </w:rPr>
-      </w:r>
-      <w:hyperlink r:id="rId41">
-        <w:r>
-          <w:rPr>
-            <w:lang w:val="zh_TW" w:bidi="zh_TW"/>
-          </w:rPr>
-          <w:rPr>
-            <w:color w:val="0000EE"/>
-            <w:u w:val="single"/>
-          </w:rPr>
-          <w:t>詩篇十九篇</w:t>
-        </w:r>
-      </w:hyperlink>
-      <w:r>
-        <w:rPr>
-          <w:lang w:val="zh_TW" w:bidi="zh_TW"/>
-        </w:rPr>
-        <w:t>勉勵人細想神的創造，從而得著智慧。</w:t>
-      </w:r>
-    </w:p>
-    <w:p>
-      <w:pPr>
-        <w:pStyle w:val="ListNumber"/>
-        <w:spacing w:line="240" w:lineRule="auto"/>
-        <w:ind w:left="720"/>
-      </w:pPr>
-      <w:r>
-        <w:rPr>
-          <w:lang w:val="zh_TW" w:bidi="zh_TW"/>
-        </w:rPr>
-      </w:r>
-      <w:hyperlink r:id="rId46">
-        <w:r>
-          <w:rPr>
-            <w:lang w:val="zh_TW" w:bidi="zh_TW"/>
-          </w:rPr>
-          <w:rPr>
-            <w:color w:val="0000EE"/>
-            <w:u w:val="single"/>
-          </w:rPr>
-          <w:t>詩篇二十九篇</w:t>
-        </w:r>
-      </w:hyperlink>
-      <w:r>
-        <w:rPr>
-          <w:lang w:val="zh_TW" w:bidi="zh_TW"/>
-        </w:rPr>
-        <w:t>展現神的力量和祂創造的穩固。</w:t>
-      </w:r>
-    </w:p>
-    <w:p>
-      <w:pPr>
-        <w:pStyle w:val="ListNumber"/>
-        <w:spacing w:line="240" w:lineRule="auto"/>
-        <w:ind w:left="720"/>
-      </w:pPr>
-      <w:r>
-        <w:rPr>
-          <w:lang w:val="zh_TW" w:bidi="zh_TW"/>
-        </w:rPr>
-      </w:r>
-      <w:hyperlink r:id="rId43">
-        <w:r>
-          <w:rPr>
-            <w:lang w:val="zh_TW" w:bidi="zh_TW"/>
-          </w:rPr>
-          <w:rPr>
-            <w:color w:val="0000EE"/>
-            <w:u w:val="single"/>
-          </w:rPr>
-          <w:t>詩篇三十三篇</w:t>
-        </w:r>
-      </w:hyperlink>
-      <w:r>
-        <w:rPr>
-          <w:lang w:val="zh_TW" w:bidi="zh_TW"/>
-        </w:rPr>
-        <w:t>頌讚神在創造中，展現的統治、秩序與智慧，並強調尊崇神的重要性。</w:t>
-      </w:r>
-    </w:p>
-    <w:p>
-      <w:pPr>
-        <w:pStyle w:val="ListNumber"/>
-        <w:spacing w:line="240" w:lineRule="auto"/>
-        <w:ind w:left="720"/>
-      </w:pPr>
-      <w:r>
-        <w:rPr>
-          <w:lang w:val="zh_TW" w:bidi="zh_TW"/>
-        </w:rPr>
-      </w:r>
-      <w:r>
-        <w:rPr>
-          <w:lang w:val="zh_TW" w:bidi="zh_TW"/>
-        </w:rPr>
-        <w:t>在</w:t>
-      </w:r>
-      <w:hyperlink r:id="rId44">
-        <w:r>
-          <w:rPr>
-            <w:lang w:val="zh_TW" w:bidi="zh_TW"/>
-          </w:rPr>
-          <w:rPr>
-            <w:color w:val="0000EE"/>
-            <w:u w:val="single"/>
-          </w:rPr>
-          <w:t>詩篇八十九篇</w:t>
-        </w:r>
-      </w:hyperlink>
-      <w:r>
-        <w:rPr>
-          <w:lang w:val="zh_TW" w:bidi="zh_TW"/>
-        </w:rPr>
-        <w:t>中，神以祂對創造的信實為根基，堅立對大衛的應許（</w:t>
-      </w:r>
-      <w:hyperlink r:id="rId47">
-        <w:r>
-          <w:rPr>
-            <w:lang w:val="zh_TW" w:bidi="zh_TW"/>
-          </w:rPr>
-          <w:rPr>
-            <w:color w:val="0000EE"/>
-            <w:u w:val="single"/>
-          </w:rPr>
-          <w:t>89:9–18</w:t>
-        </w:r>
-      </w:hyperlink>
-      <w:r>
-        <w:rPr>
-          <w:lang w:val="zh_TW" w:bidi="zh_TW"/>
-        </w:rPr>
-        <w:t>）。</w:t>
-      </w:r>
-    </w:p>
-    <w:p>
-      <w:pPr>
-        <w:pStyle w:val="ListNumber"/>
-        <w:spacing w:line="240" w:lineRule="auto"/>
-        <w:ind w:left="720"/>
-      </w:pPr>
-      <w:r>
-        <w:rPr>
-          <w:lang w:val="zh_TW" w:bidi="zh_TW"/>
-        </w:rPr>
-      </w:r>
-      <w:hyperlink r:id="rId48">
-        <w:r>
-          <w:rPr>
-            <w:lang w:val="zh_TW" w:bidi="zh_TW"/>
-          </w:rPr>
-          <w:rPr>
-            <w:color w:val="0000EE"/>
-            <w:u w:val="single"/>
-          </w:rPr>
-          <w:t>詩篇九十三至一百篇</w:t>
-        </w:r>
-      </w:hyperlink>
-      <w:r>
-        <w:rPr>
-          <w:lang w:val="zh_TW" w:bidi="zh_TW"/>
-        </w:rPr>
-        <w:t>反思神在這世界的統治：全地屬祂，祂在歷史中彰顯祂的大能。</w:t>
-      </w:r>
-    </w:p>
-    <w:p>
-      <w:pPr>
-        <w:pStyle w:val="ListNumber"/>
-        <w:spacing w:line="240" w:lineRule="auto"/>
-        <w:ind w:left="720"/>
-      </w:pPr>
-      <w:r>
-        <w:rPr>
-          <w:lang w:val="zh_TW" w:bidi="zh_TW"/>
-        </w:rPr>
-      </w:r>
-      <w:hyperlink r:id="rId45">
-        <w:r>
-          <w:rPr>
-            <w:lang w:val="zh_TW" w:bidi="zh_TW"/>
-          </w:rPr>
-          <w:rPr>
-            <w:color w:val="0000EE"/>
-            <w:u w:val="single"/>
-          </w:rPr>
-          <w:t>詩篇一○四篇</w:t>
-        </w:r>
-      </w:hyperlink>
-      <w:r>
-        <w:rPr>
-          <w:lang w:val="zh_TW" w:bidi="zh_TW"/>
-        </w:rPr>
-        <w:t>是關於創造的讚美詩，把創造的六日譜成一首頌讚神智慧的詩歌。</w:t>
-      </w:r>
-    </w:p>
-    <w:p>
-      <w:pPr/>
-      <w:r>
-        <w:rPr>
-          <w:lang w:val="zh_TW" w:bidi="zh_TW"/>
-        </w:rPr>
-      </w:r>
-      <w:r>
-        <w:rPr>
-          <w:lang w:val="zh_TW" w:bidi="zh_TW"/>
-        </w:rPr>
-        <w:t>聖經吩咐萬國萬民都要承認並頌讚神，接受祂至高無上的主權（見</w:t>
-      </w:r>
-      <w:hyperlink r:id="rId49">
-        <w:r>
-          <w:rPr>
-            <w:lang w:val="zh_TW" w:bidi="zh_TW"/>
-          </w:rPr>
-          <w:rPr>
-            <w:color w:val="0000EE"/>
-            <w:u w:val="single"/>
-          </w:rPr>
-          <w:t>詩9:11</w:t>
-        </w:r>
-      </w:hyperlink>
-      <w:r>
-        <w:rPr>
-          <w:lang w:val="zh_TW" w:bidi="zh_TW"/>
-        </w:rPr>
-        <w:t>，</w:t>
-      </w:r>
-      <w:hyperlink r:id="rId50">
-        <w:r>
-          <w:rPr>
-            <w:lang w:val="zh_TW" w:bidi="zh_TW"/>
-          </w:rPr>
-          <w:rPr>
-            <w:color w:val="0000EE"/>
-            <w:u w:val="single"/>
-          </w:rPr>
-          <w:t>47:1–2</w:t>
-        </w:r>
-      </w:hyperlink>
-      <w:r>
-        <w:rPr>
-          <w:lang w:val="zh_TW" w:bidi="zh_TW"/>
-        </w:rPr>
-        <w:t>、</w:t>
-      </w:r>
-      <w:hyperlink r:id="rId51">
-        <w:r>
-          <w:rPr>
-            <w:lang w:val="zh_TW" w:bidi="zh_TW"/>
-          </w:rPr>
-          <w:rPr>
-            <w:color w:val="0000EE"/>
-            <w:u w:val="single"/>
-          </w:rPr>
-          <w:t>7–9</w:t>
-        </w:r>
-      </w:hyperlink>
-      <w:r>
-        <w:rPr>
-          <w:lang w:val="zh_TW" w:bidi="zh_TW"/>
-        </w:rPr>
-        <w:t>，</w:t>
-      </w:r>
-      <w:hyperlink r:id="rId52">
-        <w:r>
-          <w:rPr>
-            <w:lang w:val="zh_TW" w:bidi="zh_TW"/>
-          </w:rPr>
-          <w:rPr>
-            <w:color w:val="0000EE"/>
-            <w:u w:val="single"/>
-          </w:rPr>
-          <w:t>66:8</w:t>
-        </w:r>
-      </w:hyperlink>
-      <w:r>
-        <w:rPr>
-          <w:lang w:val="zh_TW" w:bidi="zh_TW"/>
-        </w:rPr>
-        <w:t>，</w:t>
-      </w:r>
-      <w:hyperlink r:id="rId53">
-        <w:r>
-          <w:rPr>
-            <w:lang w:val="zh_TW" w:bidi="zh_TW"/>
-          </w:rPr>
-          <w:rPr>
-            <w:color w:val="0000EE"/>
-            <w:u w:val="single"/>
-          </w:rPr>
-          <w:t>117:1</w:t>
-        </w:r>
-      </w:hyperlink>
-      <w:r>
-        <w:rPr>
-          <w:lang w:val="zh_TW" w:bidi="zh_TW"/>
-        </w:rPr>
-        <w:t>）。</w:t>
-      </w:r>
-    </w:p>
-    <w:p>
-      <w:pPr/>
-      <w:r>
-        <w:rPr>
-          <w:lang w:val="zh_TW" w:bidi="zh_TW"/>
-        </w:rPr>
-      </w:r>
-      <w:r>
-        <w:rPr>
-          <w:u w:val="single"/>
-          <w:lang w:val="zh_TW" w:bidi="zh_TW"/>
-        </w:rPr>
-        <w:t>進深研究的經文段落</w:t>
-      </w:r>
-    </w:p>
-    <w:p>
-      <w:pPr/>
-      <w:r>
-        <w:rPr>
-          <w:lang w:val="zh_TW" w:bidi="zh_TW"/>
-        </w:rPr>
-      </w:r>
-      <w:hyperlink r:id="rId54">
-        <w:r>
-          <w:rPr>
-            <w:lang w:val="zh_TW" w:bidi="zh_TW"/>
-          </w:rPr>
-          <w:rPr>
-            <w:color w:val="0000EE"/>
-            <w:u w:val="single"/>
-          </w:rPr>
-          <w:t>創1:1–2:4</w:t>
-        </w:r>
-      </w:hyperlink>
-      <w:r>
-        <w:rPr>
-          <w:lang w:val="zh_TW" w:bidi="zh_TW"/>
-        </w:rPr>
-        <w:t>；</w:t>
-      </w:r>
-      <w:hyperlink r:id="rId40">
-        <w:r>
-          <w:rPr>
-            <w:lang w:val="zh_TW" w:bidi="zh_TW"/>
-          </w:rPr>
-          <w:rPr>
-            <w:color w:val="0000EE"/>
-            <w:u w:val="single"/>
-          </w:rPr>
-          <w:t>詩8</w:t>
-        </w:r>
-      </w:hyperlink>
-      <w:r>
-        <w:rPr>
-          <w:lang w:val="zh_TW" w:bidi="zh_TW"/>
-        </w:rPr>
-        <w:t>，</w:t>
-      </w:r>
-      <w:hyperlink r:id="rId41">
-        <w:r>
-          <w:rPr>
-            <w:lang w:val="zh_TW" w:bidi="zh_TW"/>
-          </w:rPr>
-          <w:rPr>
-            <w:color w:val="0000EE"/>
-            <w:u w:val="single"/>
-          </w:rPr>
-          <w:t>19</w:t>
-        </w:r>
-      </w:hyperlink>
-      <w:r>
-        <w:rPr>
-          <w:lang w:val="zh_TW" w:bidi="zh_TW"/>
-        </w:rPr>
-        <w:t>，</w:t>
-      </w:r>
-      <w:hyperlink r:id="rId42">
-        <w:r>
-          <w:rPr>
-            <w:lang w:val="zh_TW" w:bidi="zh_TW"/>
-          </w:rPr>
-          <w:rPr>
-            <w:color w:val="0000EE"/>
-            <w:u w:val="single"/>
-          </w:rPr>
-          <w:t>28</w:t>
-        </w:r>
-      </w:hyperlink>
-      <w:r>
-        <w:rPr>
-          <w:lang w:val="zh_TW" w:bidi="zh_TW"/>
-        </w:rPr>
-        <w:t>，</w:t>
-      </w:r>
-      <w:hyperlink r:id="rId46">
-        <w:r>
-          <w:rPr>
-            <w:lang w:val="zh_TW" w:bidi="zh_TW"/>
-          </w:rPr>
-          <w:rPr>
-            <w:color w:val="0000EE"/>
-            <w:u w:val="single"/>
-          </w:rPr>
-          <w:t>29</w:t>
-        </w:r>
-      </w:hyperlink>
-      <w:r>
-        <w:rPr>
-          <w:lang w:val="zh_TW" w:bidi="zh_TW"/>
-        </w:rPr>
-        <w:t>，</w:t>
-      </w:r>
-      <w:hyperlink r:id="rId43">
-        <w:r>
-          <w:rPr>
-            <w:lang w:val="zh_TW" w:bidi="zh_TW"/>
-          </w:rPr>
-          <w:rPr>
-            <w:color w:val="0000EE"/>
-            <w:u w:val="single"/>
-          </w:rPr>
-          <w:t>33</w:t>
-        </w:r>
-      </w:hyperlink>
-      <w:r>
-        <w:rPr>
-          <w:lang w:val="zh_TW" w:bidi="zh_TW"/>
-        </w:rPr>
-        <w:t>，</w:t>
-      </w:r>
-      <w:hyperlink r:id="rId44">
-        <w:r>
-          <w:rPr>
-            <w:lang w:val="zh_TW" w:bidi="zh_TW"/>
-          </w:rPr>
-          <w:rPr>
-            <w:color w:val="0000EE"/>
-            <w:u w:val="single"/>
-          </w:rPr>
-          <w:t>89</w:t>
-        </w:r>
-      </w:hyperlink>
-      <w:r>
-        <w:rPr>
-          <w:lang w:val="zh_TW" w:bidi="zh_TW"/>
-        </w:rPr>
-        <w:t>，</w:t>
-      </w:r>
-      <w:hyperlink r:id="rId48">
-        <w:r>
-          <w:rPr>
-            <w:lang w:val="zh_TW" w:bidi="zh_TW"/>
-          </w:rPr>
-          <w:rPr>
-            <w:color w:val="0000EE"/>
-            <w:u w:val="single"/>
-          </w:rPr>
-          <w:t>93–100</w:t>
-        </w:r>
-      </w:hyperlink>
-      <w:r>
-        <w:rPr>
-          <w:lang w:val="zh_TW" w:bidi="zh_TW"/>
-        </w:rPr>
-        <w:t>，</w:t>
-      </w:r>
-      <w:hyperlink r:id="rId45">
-        <w:r>
-          <w:rPr>
-            <w:lang w:val="zh_TW" w:bidi="zh_TW"/>
-          </w:rPr>
-          <w:rPr>
-            <w:color w:val="0000EE"/>
-            <w:u w:val="single"/>
-          </w:rPr>
-          <w:t>104</w:t>
-        </w:r>
-      </w:hyperlink>
-      <w:r>
-        <w:rPr>
-          <w:lang w:val="zh_TW" w:bidi="zh_TW"/>
-        </w:rPr>
-        <w:t>；</w:t>
-      </w:r>
-      <w:hyperlink r:id="rId55">
-        <w:r>
-          <w:rPr>
-            <w:lang w:val="zh_TW" w:bidi="zh_TW"/>
-          </w:rPr>
-          <w:rPr>
-            <w:color w:val="0000EE"/>
-            <w:u w:val="single"/>
-          </w:rPr>
-          <w:t>傳12:1–7</w:t>
-        </w:r>
-      </w:hyperlink>
-      <w:r>
-        <w:rPr>
-          <w:lang w:val="zh_TW" w:bidi="zh_TW"/>
-        </w:rPr>
-        <w:t>、</w:t>
-      </w:r>
-      <w:hyperlink r:id="rId56">
-        <w:r>
-          <w:rPr>
-            <w:lang w:val="zh_TW" w:bidi="zh_TW"/>
-          </w:rPr>
-          <w:rPr>
-            <w:color w:val="0000EE"/>
-            <w:u w:val="single"/>
-          </w:rPr>
-          <w:t>13–14</w:t>
-        </w:r>
-      </w:hyperlink>
-      <w:r>
-        <w:rPr>
-          <w:lang w:val="zh_TW" w:bidi="zh_TW"/>
-        </w:rPr>
-        <w:t>；</w:t>
-      </w:r>
-      <w:hyperlink r:id="rId57">
-        <w:r>
-          <w:rPr>
-            <w:lang w:val="zh_TW" w:bidi="zh_TW"/>
-          </w:rPr>
-          <w:rPr>
-            <w:color w:val="0000EE"/>
-            <w:u w:val="single"/>
-          </w:rPr>
-          <w:t>賽40:25–28</w:t>
-        </w:r>
-      </w:hyperlink>
-      <w:r>
-        <w:rPr>
-          <w:lang w:val="zh_TW" w:bidi="zh_TW"/>
-        </w:rPr>
-        <w:t>，</w:t>
-      </w:r>
-      <w:hyperlink r:id="rId58">
-        <w:r>
-          <w:rPr>
-            <w:lang w:val="zh_TW" w:bidi="zh_TW"/>
-          </w:rPr>
-          <w:rPr>
-            <w:color w:val="0000EE"/>
-            <w:u w:val="single"/>
-          </w:rPr>
-          <w:t>43:15</w:t>
-        </w:r>
-      </w:hyperlink>
-      <w:r>
-        <w:rPr>
-          <w:lang w:val="zh_TW" w:bidi="zh_TW"/>
-        </w:rPr>
-        <w:t>，</w:t>
-      </w:r>
-      <w:hyperlink r:id="rId59">
-        <w:r>
-          <w:rPr>
-            <w:lang w:val="zh_TW" w:bidi="zh_TW"/>
-          </w:rPr>
-          <w:rPr>
-            <w:color w:val="0000EE"/>
-            <w:u w:val="single"/>
-          </w:rPr>
-          <w:t>44:24</w:t>
-        </w:r>
-      </w:hyperlink>
-      <w:r>
-        <w:rPr>
-          <w:lang w:val="zh_TW" w:bidi="zh_TW"/>
-        </w:rPr>
-        <w:t>，</w:t>
-      </w:r>
-      <w:hyperlink r:id="rId60">
-        <w:r>
-          <w:rPr>
-            <w:lang w:val="zh_TW" w:bidi="zh_TW"/>
-          </w:rPr>
-          <w:rPr>
-            <w:color w:val="0000EE"/>
-            <w:u w:val="single"/>
-          </w:rPr>
-          <w:t>51:13</w:t>
-        </w:r>
-      </w:hyperlink>
-      <w:r>
-        <w:rPr>
-          <w:lang w:val="zh_TW" w:bidi="zh_TW"/>
-        </w:rPr>
-        <w:t>；</w:t>
-      </w:r>
-      <w:hyperlink r:id="rId61">
-        <w:r>
-          <w:rPr>
-            <w:lang w:val="zh_TW" w:bidi="zh_TW"/>
-          </w:rPr>
-          <w:rPr>
-            <w:color w:val="0000EE"/>
-            <w:u w:val="single"/>
-          </w:rPr>
-          <w:t>耶10:16</w:t>
-        </w:r>
-      </w:hyperlink>
-      <w:r>
-        <w:rPr>
-          <w:lang w:val="zh_TW" w:bidi="zh_TW"/>
-        </w:rPr>
-        <w:t>；</w:t>
-      </w:r>
-      <w:hyperlink r:id="rId62">
-        <w:r>
-          <w:rPr>
-            <w:lang w:val="zh_TW" w:bidi="zh_TW"/>
-          </w:rPr>
-          <w:rPr>
-            <w:color w:val="0000EE"/>
-            <w:u w:val="single"/>
-          </w:rPr>
-          <w:t>徒4:23–31；</w:t>
-        </w:r>
-      </w:hyperlink>
-      <w:hyperlink r:id="rId63">
-        <w:r>
-          <w:rPr>
-            <w:lang w:val="zh_TW" w:bidi="zh_TW"/>
-          </w:rPr>
-          <w:rPr>
-            <w:color w:val="0000EE"/>
-            <w:u w:val="single"/>
-          </w:rPr>
-          <w:t>西3:10</w:t>
+      <w:hyperlink r:id="rId70">
+        <w:r>
+          <w:rPr>
+            <w:lang w:val="zh_TW" w:bidi="zh_TW"/>
+          </w:rPr>
+          <w:rPr>
+            <w:color w:val="0000EE"/>
+            <w:u w:val="single"/>
+          </w:rPr>
+          <w:t>15:3</w:t>
         </w:r>
       </w:hyperlink>
       <w:r>
@@ -3731,12 +3528,6 @@
   </w:num>
   <w:num w:numId="13" w16cid:durableId="592781308">
     <w:abstractNumId w:val="11"/>
-  </w:num>
-  <w:num w:numId="14">
-    <w:abstractNumId w:val="3"/>
-    <w:lvlOverride w:ilvl="0">
-      <w:startOverride w:val="1"/>
-    </w:lvlOverride>
   </w:num>
   <w:numIdMacAtCleanup w:val="10"/>
 </w:numbering>

--- a/zht/docx/011.content.docx
+++ b/zht/docx/011.content.docx
@@ -19,7 +19,7 @@
         <w:rPr>
           <w:lang w:val="zh_TW" w:bidi="zh_TW"/>
         </w:rPr>
-        <w:t>Resource: Tyndale Open Study Notes</w:t>
+        <w:t>Resource: Aquifer Open Study Notes (Themes)</w:t>
       </w:r>
       <w:r>
         <w:rPr>
@@ -112,7 +112,7 @@
         <w:rPr>
           <w:lang w:val="zh_TW" w:bidi="zh_TW"/>
         </w:rPr>
-        <w:t>Tyndale Open Study Notes</w:t>
+        <w:t>Aquifer Open Study Notes (Themes)</w:t>
       </w:r>
     </w:p>
     <w:p>

--- a/zht/docx/011.content.docx
+++ b/zht/docx/011.content.docx
@@ -233,36 +233,24 @@
         </w:rPr>
         <w:t>神與以色列人建立關係開始，祂就為他們預備敬拜的方式，使他們的敬拜能蒙祂悅納（</w:t>
       </w:r>
-      <w:hyperlink r:id="rId13">
-        <w:r>
-          <w:rPr>
-            <w:lang w:val="zh_TW" w:bidi="zh_TW"/>
-          </w:rPr>
-          <w:rPr>
-            <w:color w:val="0000EE"/>
-            <w:u w:val="single"/>
-          </w:rPr>
-          <w:t>出20–40</w:t>
-        </w:r>
-      </w:hyperlink>
+      <w:r>
+        <w:rPr>
+          <w:lang w:val="zh_TW" w:bidi="zh_TW"/>
+        </w:rPr>
+        <w:t>出20–40</w:t>
+      </w:r>
       <w:r>
         <w:rPr>
           <w:lang w:val="zh_TW" w:bidi="zh_TW"/>
         </w:rPr>
         <w:t>；</w:t>
       </w:r>
-      <w:hyperlink r:id="rId14">
-        <w:r>
-          <w:rPr>
-            <w:lang w:val="zh_TW" w:bidi="zh_TW"/>
-          </w:rPr>
-          <w:rPr>
-            <w:color w:val="0000EE"/>
-            <w:u w:val="single"/>
-          </w:rPr>
-          <w:t>利1–8</w:t>
-        </w:r>
-      </w:hyperlink>
+      <w:r>
+        <w:rPr>
+          <w:lang w:val="zh_TW" w:bidi="zh_TW"/>
+        </w:rPr>
+        <w:t>利1–8</w:t>
+      </w:r>
       <w:r>
         <w:rPr>
           <w:lang w:val="zh_TW" w:bidi="zh_TW"/>
@@ -295,72 +283,48 @@
         </w:rPr>
         <w:t>」（</w:t>
       </w:r>
-      <w:hyperlink r:id="rId15">
-        <w:r>
-          <w:rPr>
-            <w:lang w:val="zh_TW" w:bidi="zh_TW"/>
-          </w:rPr>
-          <w:rPr>
-            <w:color w:val="0000EE"/>
-            <w:u w:val="single"/>
-          </w:rPr>
-          <w:t>王上5:3–5</w:t>
-        </w:r>
-      </w:hyperlink>
+      <w:r>
+        <w:rPr>
+          <w:lang w:val="zh_TW" w:bidi="zh_TW"/>
+        </w:rPr>
+        <w:t>王上5:3–5</w:t>
+      </w:r>
       <w:r>
         <w:rPr>
           <w:lang w:val="zh_TW" w:bidi="zh_TW"/>
         </w:rPr>
         <w:t>）。他按照神所指示的設計施工，將約櫃安放在至聖所中，並將這座殿獻給耶和華（</w:t>
       </w:r>
-      <w:hyperlink r:id="rId16">
-        <w:r>
-          <w:rPr>
-            <w:lang w:val="zh_TW" w:bidi="zh_TW"/>
-          </w:rPr>
-          <w:rPr>
-            <w:color w:val="0000EE"/>
-            <w:u w:val="single"/>
-          </w:rPr>
-          <w:t>8:1–11</w:t>
-        </w:r>
-      </w:hyperlink>
+      <w:r>
+        <w:rPr>
+          <w:lang w:val="zh_TW" w:bidi="zh_TW"/>
+        </w:rPr>
+        <w:t>8:1–11</w:t>
+      </w:r>
       <w:r>
         <w:rPr>
           <w:lang w:val="zh_TW" w:bidi="zh_TW"/>
         </w:rPr>
         <w:t>；見</w:t>
       </w:r>
-      <w:hyperlink r:id="rId17">
-        <w:r>
-          <w:rPr>
-            <w:lang w:val="zh_TW" w:bidi="zh_TW"/>
-          </w:rPr>
-          <w:rPr>
-            <w:color w:val="0000EE"/>
-            <w:u w:val="single"/>
-          </w:rPr>
-          <w:t>申16:13–17</w:t>
-        </w:r>
-      </w:hyperlink>
+      <w:r>
+        <w:rPr>
+          <w:lang w:val="zh_TW" w:bidi="zh_TW"/>
+        </w:rPr>
+        <w:t>申16:13–17</w:t>
+      </w:r>
       <w:r>
         <w:rPr>
           <w:lang w:val="zh_TW" w:bidi="zh_TW"/>
         </w:rPr>
         <w:t>）。所羅門遵行律法中的指示（例如，見</w:t>
       </w:r>
-      <w:hyperlink r:id="rId18">
-        <w:r>
-          <w:rPr>
-            <w:lang w:val="zh_TW" w:bidi="zh_TW"/>
-          </w:rPr>
-          <w:rPr>
-            <w:color w:val="0000EE"/>
-            <w:u w:val="single"/>
-          </w:rPr>
-          <w:t>出25:10–22</w:t>
-        </w:r>
-      </w:hyperlink>
+      <w:r>
+        <w:rPr>
+          <w:lang w:val="zh_TW" w:bidi="zh_TW"/>
+        </w:rPr>
+        <w:t>出25:10–22</w:t>
+      </w:r>
       <w:r>
         <w:rPr>
           <w:lang w:val="zh_TW" w:bidi="zh_TW"/>
@@ -381,54 +345,36 @@
         </w:rPr>
         <w:t>人往往依照自己的私慾來敬拜，沒有遵循神所設立的方式，以色列也不例外。所羅門年老時偏離耶和華，去敬拜別神（</w:t>
       </w:r>
-      <w:hyperlink r:id="rId19">
-        <w:r>
-          <w:rPr>
-            <w:lang w:val="zh_TW" w:bidi="zh_TW"/>
-          </w:rPr>
-          <w:rPr>
-            <w:color w:val="0000EE"/>
-            <w:u w:val="single"/>
-          </w:rPr>
-          <w:t>王上11:4–8</w:t>
-        </w:r>
-      </w:hyperlink>
+      <w:r>
+        <w:rPr>
+          <w:lang w:val="zh_TW" w:bidi="zh_TW"/>
+        </w:rPr>
+        <w:t>王上11:4–8</w:t>
+      </w:r>
       <w:r>
         <w:rPr>
           <w:lang w:val="zh_TW" w:bidi="zh_TW"/>
         </w:rPr>
         <w:t>）。在所羅門死後，耶羅波安在北國設立了一個與之對抗的、拜偶像的宗教，明顯違背神的律法（</w:t>
       </w:r>
-      <w:hyperlink r:id="rId20">
-        <w:r>
-          <w:rPr>
-            <w:lang w:val="zh_TW" w:bidi="zh_TW"/>
-          </w:rPr>
-          <w:rPr>
-            <w:color w:val="0000EE"/>
-            <w:u w:val="single"/>
-          </w:rPr>
-          <w:t>14:9–10</w:t>
-        </w:r>
-      </w:hyperlink>
+      <w:r>
+        <w:rPr>
+          <w:lang w:val="zh_TW" w:bidi="zh_TW"/>
+        </w:rPr>
+        <w:t>14:9–10</w:t>
+      </w:r>
       <w:r>
         <w:rPr>
           <w:lang w:val="zh_TW" w:bidi="zh_TW"/>
         </w:rPr>
         <w:t>、</w:t>
       </w:r>
-      <w:hyperlink r:id="rId21">
-        <w:r>
-          <w:rPr>
-            <w:lang w:val="zh_TW" w:bidi="zh_TW"/>
-          </w:rPr>
-          <w:rPr>
-            <w:color w:val="0000EE"/>
-            <w:u w:val="single"/>
-          </w:rPr>
-          <w:t>15–16</w:t>
-        </w:r>
-      </w:hyperlink>
+      <w:r>
+        <w:rPr>
+          <w:lang w:val="zh_TW" w:bidi="zh_TW"/>
+        </w:rPr>
+        <w:t>15–16</w:t>
+      </w:r>
       <w:r>
         <w:rPr>
           <w:lang w:val="zh_TW" w:bidi="zh_TW"/>
@@ -449,126 +395,84 @@
         </w:rPr>
         <w:t>在北國的歷史中，虛假的敬拜屢見不鮮（例如，</w:t>
       </w:r>
-      <w:hyperlink r:id="rId22">
-        <w:r>
-          <w:rPr>
-            <w:lang w:val="zh_TW" w:bidi="zh_TW"/>
-          </w:rPr>
-          <w:rPr>
-            <w:color w:val="0000EE"/>
-            <w:u w:val="single"/>
-          </w:rPr>
-          <w:t>王上15:26</w:t>
-        </w:r>
-      </w:hyperlink>
+      <w:r>
+        <w:rPr>
+          <w:lang w:val="zh_TW" w:bidi="zh_TW"/>
+        </w:rPr>
+        <w:t>王上15:26</w:t>
+      </w:r>
       <w:r>
         <w:rPr>
           <w:lang w:val="zh_TW" w:bidi="zh_TW"/>
         </w:rPr>
         <w:t>，</w:t>
       </w:r>
-      <w:hyperlink r:id="rId23">
-        <w:r>
-          <w:rPr>
-            <w:lang w:val="zh_TW" w:bidi="zh_TW"/>
-          </w:rPr>
-          <w:rPr>
-            <w:color w:val="0000EE"/>
-            <w:u w:val="single"/>
-          </w:rPr>
-          <w:t>16:13</w:t>
-        </w:r>
-      </w:hyperlink>
+      <w:r>
+        <w:rPr>
+          <w:lang w:val="zh_TW" w:bidi="zh_TW"/>
+        </w:rPr>
+        <w:t>16:13</w:t>
+      </w:r>
       <w:r>
         <w:rPr>
           <w:lang w:val="zh_TW" w:bidi="zh_TW"/>
         </w:rPr>
         <w:t>、</w:t>
       </w:r>
-      <w:hyperlink r:id="rId24">
-        <w:r>
-          <w:rPr>
-            <w:lang w:val="zh_TW" w:bidi="zh_TW"/>
-          </w:rPr>
-          <w:rPr>
-            <w:color w:val="0000EE"/>
-            <w:u w:val="single"/>
-          </w:rPr>
-          <w:t>25–26</w:t>
-        </w:r>
-      </w:hyperlink>
+      <w:r>
+        <w:rPr>
+          <w:lang w:val="zh_TW" w:bidi="zh_TW"/>
+        </w:rPr>
+        <w:t>25–26</w:t>
+      </w:r>
       <w:r>
         <w:rPr>
           <w:lang w:val="zh_TW" w:bidi="zh_TW"/>
         </w:rPr>
         <w:t>、</w:t>
       </w:r>
-      <w:hyperlink r:id="rId25">
-        <w:r>
-          <w:rPr>
-            <w:lang w:val="zh_TW" w:bidi="zh_TW"/>
-          </w:rPr>
-          <w:rPr>
-            <w:color w:val="0000EE"/>
-            <w:u w:val="single"/>
-          </w:rPr>
-          <w:t>30–33</w:t>
-        </w:r>
-      </w:hyperlink>
+      <w:r>
+        <w:rPr>
+          <w:lang w:val="zh_TW" w:bidi="zh_TW"/>
+        </w:rPr>
+        <w:t>30–33</w:t>
+      </w:r>
       <w:r>
         <w:rPr>
           <w:lang w:val="zh_TW" w:bidi="zh_TW"/>
         </w:rPr>
         <w:t>，</w:t>
       </w:r>
-      <w:hyperlink r:id="rId26">
-        <w:r>
-          <w:rPr>
-            <w:lang w:val="zh_TW" w:bidi="zh_TW"/>
-          </w:rPr>
-          <w:rPr>
-            <w:color w:val="0000EE"/>
-            <w:u w:val="single"/>
-          </w:rPr>
-          <w:t>21:25–26</w:t>
-        </w:r>
-      </w:hyperlink>
+      <w:r>
+        <w:rPr>
+          <w:lang w:val="zh_TW" w:bidi="zh_TW"/>
+        </w:rPr>
+        <w:t>21:25–26</w:t>
+      </w:r>
       <w:r>
         <w:rPr>
           <w:lang w:val="zh_TW" w:bidi="zh_TW"/>
         </w:rPr>
         <w:t>）。在南國猶大，當地的異教祭壇也一直是屬靈上的絆腳石（</w:t>
       </w:r>
-      <w:hyperlink r:id="rId27">
-        <w:r>
-          <w:rPr>
-            <w:lang w:val="zh_TW" w:bidi="zh_TW"/>
-          </w:rPr>
-          <w:rPr>
-            <w:color w:val="0000EE"/>
-            <w:u w:val="single"/>
-          </w:rPr>
-          <w:t>15:14</w:t>
-        </w:r>
-      </w:hyperlink>
+      <w:r>
+        <w:rPr>
+          <w:lang w:val="zh_TW" w:bidi="zh_TW"/>
+        </w:rPr>
+        <w:t>15:14</w:t>
+      </w:r>
       <w:r>
         <w:rPr>
           <w:lang w:val="zh_TW" w:bidi="zh_TW"/>
         </w:rPr>
         <w:t>，</w:t>
       </w:r>
-      <w:hyperlink r:id="rId28">
-        <w:r>
-          <w:rPr>
-            <w:lang w:val="zh_TW" w:bidi="zh_TW"/>
-          </w:rPr>
-          <w:rPr>
-            <w:color w:val="0000EE"/>
-            <w:u w:val="single"/>
-          </w:rPr>
-          <w:t>22:43</w:t>
-        </w:r>
-      </w:hyperlink>
+      <w:r>
+        <w:rPr>
+          <w:lang w:val="zh_TW" w:bidi="zh_TW"/>
+        </w:rPr>
+        <w:t>22:43</w:t>
+      </w:r>
       <w:r>
         <w:rPr>
           <w:lang w:val="zh_TW" w:bidi="zh_TW"/>
@@ -589,288 +493,192 @@
         </w:rPr>
         <w:t>神是獨一的真神，祂的子民必須單單敬拜祂（</w:t>
       </w:r>
-      <w:hyperlink r:id="rId29">
-        <w:r>
-          <w:rPr>
-            <w:lang w:val="zh_TW" w:bidi="zh_TW"/>
-          </w:rPr>
-          <w:rPr>
-            <w:color w:val="0000EE"/>
-            <w:u w:val="single"/>
-          </w:rPr>
-          <w:t>王上8:23</w:t>
-        </w:r>
-      </w:hyperlink>
+      <w:r>
+        <w:rPr>
+          <w:lang w:val="zh_TW" w:bidi="zh_TW"/>
+        </w:rPr>
+        <w:t>王上8:23</w:t>
+      </w:r>
       <w:r>
         <w:rPr>
           <w:lang w:val="zh_TW" w:bidi="zh_TW"/>
         </w:rPr>
         <w:t>；見</w:t>
       </w:r>
-      <w:hyperlink r:id="rId30">
-        <w:r>
-          <w:rPr>
-            <w:lang w:val="zh_TW" w:bidi="zh_TW"/>
-          </w:rPr>
-          <w:rPr>
-            <w:color w:val="0000EE"/>
-            <w:u w:val="single"/>
-          </w:rPr>
-          <w:t>申5:7</w:t>
-        </w:r>
-      </w:hyperlink>
+      <w:r>
+        <w:rPr>
+          <w:lang w:val="zh_TW" w:bidi="zh_TW"/>
+        </w:rPr>
+        <w:t>申5:7</w:t>
+      </w:r>
       <w:r>
         <w:rPr>
           <w:lang w:val="zh_TW" w:bidi="zh_TW"/>
         </w:rPr>
         <w:t>、</w:t>
       </w:r>
-      <w:hyperlink r:id="rId31">
-        <w:r>
-          <w:rPr>
-            <w:lang w:val="zh_TW" w:bidi="zh_TW"/>
-          </w:rPr>
-          <w:rPr>
-            <w:color w:val="0000EE"/>
-            <w:u w:val="single"/>
-          </w:rPr>
-          <w:t>9</w:t>
-        </w:r>
-      </w:hyperlink>
+      <w:r>
+        <w:rPr>
+          <w:lang w:val="zh_TW" w:bidi="zh_TW"/>
+        </w:rPr>
+        <w:t>9</w:t>
+      </w:r>
       <w:r>
         <w:rPr>
           <w:lang w:val="zh_TW" w:bidi="zh_TW"/>
         </w:rPr>
         <w:t>，</w:t>
       </w:r>
-      <w:hyperlink r:id="rId32">
-        <w:r>
-          <w:rPr>
-            <w:lang w:val="zh_TW" w:bidi="zh_TW"/>
-          </w:rPr>
-          <w:rPr>
-            <w:color w:val="0000EE"/>
-            <w:u w:val="single"/>
-          </w:rPr>
-          <w:t>6:4</w:t>
-        </w:r>
-      </w:hyperlink>
+      <w:r>
+        <w:rPr>
+          <w:lang w:val="zh_TW" w:bidi="zh_TW"/>
+        </w:rPr>
+        <w:t>6:4</w:t>
+      </w:r>
       <w:r>
         <w:rPr>
           <w:lang w:val="zh_TW" w:bidi="zh_TW"/>
         </w:rPr>
         <w:t>；</w:t>
       </w:r>
-      <w:hyperlink r:id="rId33">
-        <w:r>
-          <w:rPr>
-            <w:lang w:val="zh_TW" w:bidi="zh_TW"/>
-          </w:rPr>
-          <w:rPr>
-            <w:color w:val="0000EE"/>
-            <w:u w:val="single"/>
-          </w:rPr>
-          <w:t>約14:6</w:t>
-        </w:r>
-      </w:hyperlink>
+      <w:r>
+        <w:rPr>
+          <w:lang w:val="zh_TW" w:bidi="zh_TW"/>
+        </w:rPr>
+        <w:t>約14:6</w:t>
+      </w:r>
       <w:r>
         <w:rPr>
           <w:lang w:val="zh_TW" w:bidi="zh_TW"/>
         </w:rPr>
         <w:t>；</w:t>
       </w:r>
-      <w:hyperlink r:id="rId34">
-        <w:r>
-          <w:rPr>
-            <w:lang w:val="zh_TW" w:bidi="zh_TW"/>
-          </w:rPr>
-          <w:rPr>
-            <w:color w:val="0000EE"/>
-            <w:u w:val="single"/>
-          </w:rPr>
-          <w:t>徒4:12</w:t>
-        </w:r>
-      </w:hyperlink>
+      <w:r>
+        <w:rPr>
+          <w:lang w:val="zh_TW" w:bidi="zh_TW"/>
+        </w:rPr>
+        <w:t>徒4:12</w:t>
+      </w:r>
       <w:r>
         <w:rPr>
           <w:lang w:val="zh_TW" w:bidi="zh_TW"/>
         </w:rPr>
         <w:t>）。我們的敬拜必須出於清潔的心，也要在委身的服事忠心於神（</w:t>
       </w:r>
-      <w:hyperlink r:id="rId27">
-        <w:r>
-          <w:rPr>
-            <w:lang w:val="zh_TW" w:bidi="zh_TW"/>
-          </w:rPr>
-          <w:rPr>
-            <w:color w:val="0000EE"/>
-            <w:u w:val="single"/>
-          </w:rPr>
-          <w:t>王上15:14</w:t>
-        </w:r>
-      </w:hyperlink>
+      <w:r>
+        <w:rPr>
+          <w:lang w:val="zh_TW" w:bidi="zh_TW"/>
+        </w:rPr>
+        <w:t>王上15:14</w:t>
+      </w:r>
       <w:r>
         <w:rPr>
           <w:lang w:val="zh_TW" w:bidi="zh_TW"/>
         </w:rPr>
         <w:t>、</w:t>
       </w:r>
-      <w:hyperlink r:id="rId35">
-        <w:r>
-          <w:rPr>
-            <w:lang w:val="zh_TW" w:bidi="zh_TW"/>
-          </w:rPr>
-          <w:rPr>
-            <w:color w:val="0000EE"/>
-            <w:u w:val="single"/>
-          </w:rPr>
-          <w:t>17:1</w:t>
-        </w:r>
-      </w:hyperlink>
+      <w:r>
+        <w:rPr>
+          <w:lang w:val="zh_TW" w:bidi="zh_TW"/>
+        </w:rPr>
+        <w:t>17:1</w:t>
+      </w:r>
       <w:r>
         <w:rPr>
           <w:lang w:val="zh_TW" w:bidi="zh_TW"/>
         </w:rPr>
         <w:t>；見</w:t>
       </w:r>
-      <w:hyperlink r:id="rId36">
-        <w:r>
-          <w:rPr>
-            <w:lang w:val="zh_TW" w:bidi="zh_TW"/>
-          </w:rPr>
-          <w:rPr>
-            <w:color w:val="0000EE"/>
-            <w:u w:val="single"/>
-          </w:rPr>
-          <w:t>申10:12</w:t>
-        </w:r>
-      </w:hyperlink>
+      <w:r>
+        <w:rPr>
+          <w:lang w:val="zh_TW" w:bidi="zh_TW"/>
+        </w:rPr>
+        <w:t>申10:12</w:t>
+      </w:r>
       <w:r>
         <w:rPr>
           <w:lang w:val="zh_TW" w:bidi="zh_TW"/>
         </w:rPr>
         <w:t>、</w:t>
       </w:r>
-      <w:hyperlink r:id="rId37">
-        <w:r>
-          <w:rPr>
-            <w:lang w:val="zh_TW" w:bidi="zh_TW"/>
-          </w:rPr>
-          <w:rPr>
-            <w:color w:val="0000EE"/>
-            <w:u w:val="single"/>
-          </w:rPr>
-          <w:t>20</w:t>
-        </w:r>
-      </w:hyperlink>
+      <w:r>
+        <w:rPr>
+          <w:lang w:val="zh_TW" w:bidi="zh_TW"/>
+        </w:rPr>
+        <w:t>20</w:t>
+      </w:r>
       <w:r>
         <w:rPr>
           <w:lang w:val="zh_TW" w:bidi="zh_TW"/>
         </w:rPr>
         <w:t>；</w:t>
       </w:r>
-      <w:hyperlink r:id="rId38">
-        <w:r>
-          <w:rPr>
-            <w:lang w:val="zh_TW" w:bidi="zh_TW"/>
-          </w:rPr>
-          <w:rPr>
-            <w:color w:val="0000EE"/>
-            <w:u w:val="single"/>
-          </w:rPr>
-          <w:t>詩24:3–4</w:t>
-        </w:r>
-      </w:hyperlink>
+      <w:r>
+        <w:rPr>
+          <w:lang w:val="zh_TW" w:bidi="zh_TW"/>
+        </w:rPr>
+        <w:t>詩24:3–4</w:t>
+      </w:r>
       <w:r>
         <w:rPr>
           <w:lang w:val="zh_TW" w:bidi="zh_TW"/>
         </w:rPr>
         <w:t>；</w:t>
       </w:r>
-      <w:hyperlink r:id="rId39">
-        <w:r>
-          <w:rPr>
-            <w:lang w:val="zh_TW" w:bidi="zh_TW"/>
-          </w:rPr>
-          <w:rPr>
-            <w:color w:val="0000EE"/>
-            <w:u w:val="single"/>
-          </w:rPr>
-          <w:t>太4:10</w:t>
-        </w:r>
-      </w:hyperlink>
+      <w:r>
+        <w:rPr>
+          <w:lang w:val="zh_TW" w:bidi="zh_TW"/>
+        </w:rPr>
+        <w:t>太4:10</w:t>
+      </w:r>
       <w:r>
         <w:rPr>
           <w:lang w:val="zh_TW" w:bidi="zh_TW"/>
         </w:rPr>
         <w:t>；</w:t>
       </w:r>
-      <w:hyperlink r:id="rId40">
-        <w:r>
-          <w:rPr>
-            <w:lang w:val="zh_TW" w:bidi="zh_TW"/>
-          </w:rPr>
-          <w:rPr>
-            <w:color w:val="0000EE"/>
-            <w:u w:val="single"/>
-          </w:rPr>
-          <w:t>約4:24</w:t>
-        </w:r>
-      </w:hyperlink>
+      <w:r>
+        <w:rPr>
+          <w:lang w:val="zh_TW" w:bidi="zh_TW"/>
+        </w:rPr>
+        <w:t>約4:24</w:t>
+      </w:r>
       <w:r>
         <w:rPr>
           <w:lang w:val="zh_TW" w:bidi="zh_TW"/>
         </w:rPr>
         <w:t>）。在我們每日與每週對神的敬拜中，應當真實感受到祂的同在，並從中得著喜樂（</w:t>
       </w:r>
-      <w:hyperlink r:id="rId41">
-        <w:r>
-          <w:rPr>
-            <w:lang w:val="zh_TW" w:bidi="zh_TW"/>
-          </w:rPr>
-          <w:rPr>
-            <w:color w:val="0000EE"/>
-            <w:u w:val="single"/>
-          </w:rPr>
-          <w:t>王上8:56</w:t>
-        </w:r>
-      </w:hyperlink>
+      <w:r>
+        <w:rPr>
+          <w:lang w:val="zh_TW" w:bidi="zh_TW"/>
+        </w:rPr>
+        <w:t>王上8:56</w:t>
+      </w:r>
       <w:r>
         <w:rPr>
           <w:lang w:val="zh_TW" w:bidi="zh_TW"/>
         </w:rPr>
         <w:t>；參</w:t>
       </w:r>
-      <w:hyperlink r:id="rId42">
-        <w:r>
-          <w:rPr>
-            <w:lang w:val="zh_TW" w:bidi="zh_TW"/>
-          </w:rPr>
-          <w:rPr>
-            <w:color w:val="0000EE"/>
-            <w:u w:val="single"/>
-          </w:rPr>
-          <w:t>詩63:1–3</w:t>
-        </w:r>
-      </w:hyperlink>
+      <w:r>
+        <w:rPr>
+          <w:lang w:val="zh_TW" w:bidi="zh_TW"/>
+        </w:rPr>
+        <w:t>詩63:1–3</w:t>
+      </w:r>
       <w:r>
         <w:rPr>
           <w:lang w:val="zh_TW" w:bidi="zh_TW"/>
         </w:rPr>
         <w:t>；</w:t>
       </w:r>
-      <w:hyperlink r:id="rId43">
-        <w:r>
-          <w:rPr>
-            <w:lang w:val="zh_TW" w:bidi="zh_TW"/>
-          </w:rPr>
-          <w:rPr>
-            <w:color w:val="0000EE"/>
-            <w:u w:val="single"/>
-          </w:rPr>
-          <w:t>腓4:4</w:t>
-        </w:r>
-      </w:hyperlink>
+      <w:r>
+        <w:rPr>
+          <w:lang w:val="zh_TW" w:bidi="zh_TW"/>
+        </w:rPr>
+        <w:t>腓4:4</w:t>
+      </w:r>
       <w:r>
         <w:rPr>
           <w:lang w:val="zh_TW" w:bidi="zh_TW"/>
@@ -891,144 +699,96 @@
         </w:rPr>
         <w:t>以色列的聖殿是聖潔之地，原是為了吸引萬民來敬拜神而設立的（</w:t>
       </w:r>
-      <w:hyperlink r:id="rId44">
-        <w:r>
-          <w:rPr>
-            <w:lang w:val="zh_TW" w:bidi="zh_TW"/>
-          </w:rPr>
-          <w:rPr>
-            <w:color w:val="0000EE"/>
-            <w:u w:val="single"/>
-          </w:rPr>
-          <w:t>王上8:41–43</w:t>
-        </w:r>
-      </w:hyperlink>
+      <w:r>
+        <w:rPr>
+          <w:lang w:val="zh_TW" w:bidi="zh_TW"/>
+        </w:rPr>
+        <w:t>王上8:41–43</w:t>
+      </w:r>
       <w:r>
         <w:rPr>
           <w:lang w:val="zh_TW" w:bidi="zh_TW"/>
         </w:rPr>
         <w:t>）。同樣，基督徒作為永生神的殿，也應當以敬虔的生活方式，吸引並激勵他人認識主、敬拜主（</w:t>
       </w:r>
-      <w:hyperlink r:id="rId45">
-        <w:r>
-          <w:rPr>
-            <w:lang w:val="zh_TW" w:bidi="zh_TW"/>
-          </w:rPr>
-          <w:rPr>
-            <w:color w:val="0000EE"/>
-            <w:u w:val="single"/>
-          </w:rPr>
-          <w:t>林前3:16–17</w:t>
-        </w:r>
-      </w:hyperlink>
+      <w:r>
+        <w:rPr>
+          <w:lang w:val="zh_TW" w:bidi="zh_TW"/>
+        </w:rPr>
+        <w:t>林前3:16–17</w:t>
+      </w:r>
       <w:r>
         <w:rPr>
           <w:lang w:val="zh_TW" w:bidi="zh_TW"/>
         </w:rPr>
         <w:t>；</w:t>
       </w:r>
-      <w:hyperlink r:id="rId46">
-        <w:r>
-          <w:rPr>
-            <w:lang w:val="zh_TW" w:bidi="zh_TW"/>
-          </w:rPr>
-          <w:rPr>
-            <w:color w:val="0000EE"/>
-            <w:u w:val="single"/>
-          </w:rPr>
-          <w:t>太5:16</w:t>
-        </w:r>
-      </w:hyperlink>
+      <w:r>
+        <w:rPr>
+          <w:lang w:val="zh_TW" w:bidi="zh_TW"/>
+        </w:rPr>
+        <w:t>太5:16</w:t>
+      </w:r>
       <w:r>
         <w:rPr>
           <w:lang w:val="zh_TW" w:bidi="zh_TW"/>
         </w:rPr>
         <w:t>；</w:t>
       </w:r>
-      <w:hyperlink r:id="rId47">
-        <w:r>
-          <w:rPr>
-            <w:lang w:val="zh_TW" w:bidi="zh_TW"/>
-          </w:rPr>
-          <w:rPr>
-            <w:color w:val="0000EE"/>
-            <w:u w:val="single"/>
-          </w:rPr>
-          <w:t>徒2:40–47</w:t>
-        </w:r>
-      </w:hyperlink>
+      <w:r>
+        <w:rPr>
+          <w:lang w:val="zh_TW" w:bidi="zh_TW"/>
+        </w:rPr>
+        <w:t>徒2:40–47</w:t>
+      </w:r>
       <w:r>
         <w:rPr>
           <w:lang w:val="zh_TW" w:bidi="zh_TW"/>
         </w:rPr>
         <w:t>；</w:t>
       </w:r>
-      <w:hyperlink r:id="rId48">
-        <w:r>
-          <w:rPr>
-            <w:lang w:val="zh_TW" w:bidi="zh_TW"/>
-          </w:rPr>
-          <w:rPr>
-            <w:color w:val="0000EE"/>
-            <w:u w:val="single"/>
-          </w:rPr>
-          <w:t>提後4:5</w:t>
-        </w:r>
-      </w:hyperlink>
+      <w:r>
+        <w:rPr>
+          <w:lang w:val="zh_TW" w:bidi="zh_TW"/>
+        </w:rPr>
+        <w:t>提後4:5</w:t>
+      </w:r>
       <w:r>
         <w:rPr>
           <w:lang w:val="zh_TW" w:bidi="zh_TW"/>
         </w:rPr>
         <w:t>；</w:t>
       </w:r>
-      <w:hyperlink r:id="rId49">
-        <w:r>
-          <w:rPr>
-            <w:lang w:val="zh_TW" w:bidi="zh_TW"/>
-          </w:rPr>
-          <w:rPr>
-            <w:color w:val="0000EE"/>
-            <w:u w:val="single"/>
-          </w:rPr>
-          <w:t>彼前2:12</w:t>
-        </w:r>
-      </w:hyperlink>
+      <w:r>
+        <w:rPr>
+          <w:lang w:val="zh_TW" w:bidi="zh_TW"/>
+        </w:rPr>
+        <w:t>彼前2:12</w:t>
+      </w:r>
       <w:r>
         <w:rPr>
           <w:lang w:val="zh_TW" w:bidi="zh_TW"/>
         </w:rPr>
         <w:t>）。我們的整個生命，應當包括每日對基督的敬拜，承認祂為主（</w:t>
       </w:r>
-      <w:hyperlink r:id="rId50">
-        <w:r>
-          <w:rPr>
-            <w:lang w:val="zh_TW" w:bidi="zh_TW"/>
-          </w:rPr>
-          <w:rPr>
-            <w:color w:val="0000EE"/>
-            <w:u w:val="single"/>
-          </w:rPr>
-          <w:t>彼前3:15</w:t>
-        </w:r>
-      </w:hyperlink>
+      <w:r>
+        <w:rPr>
+          <w:lang w:val="zh_TW" w:bidi="zh_TW"/>
+        </w:rPr>
+        <w:t>彼前3:15</w:t>
+      </w:r>
       <w:r>
         <w:rPr>
           <w:lang w:val="zh_TW" w:bidi="zh_TW"/>
         </w:rPr>
         <w:t>）。我們絕不可讓任何偶像，取代神在我們生命中的地位（</w:t>
       </w:r>
-      <w:hyperlink r:id="rId51">
-        <w:r>
-          <w:rPr>
-            <w:lang w:val="zh_TW" w:bidi="zh_TW"/>
-          </w:rPr>
-          <w:rPr>
-            <w:color w:val="0000EE"/>
-            <w:u w:val="single"/>
-          </w:rPr>
-          <w:t>約一5:21</w:t>
-        </w:r>
-      </w:hyperlink>
+      <w:r>
+        <w:rPr>
+          <w:lang w:val="zh_TW" w:bidi="zh_TW"/>
+        </w:rPr>
+        <w:t>約一5:21</w:t>
+      </w:r>
       <w:r>
         <w:rPr>
           <w:lang w:val="zh_TW" w:bidi="zh_TW"/>
@@ -1058,576 +818,384 @@
           <w:lang w:val="zh_TW" w:bidi="zh_TW"/>
         </w:rPr>
       </w:r>
-      <w:hyperlink r:id="rId52">
-        <w:r>
-          <w:rPr>
-            <w:lang w:val="zh_TW" w:bidi="zh_TW"/>
-          </w:rPr>
-          <w:rPr>
-            <w:color w:val="0000EE"/>
-            <w:u w:val="single"/>
-          </w:rPr>
-          <w:t>創8:20</w:t>
-        </w:r>
-      </w:hyperlink>
+      <w:r>
+        <w:rPr>
+          <w:lang w:val="zh_TW" w:bidi="zh_TW"/>
+        </w:rPr>
+        <w:t>創8:20</w:t>
+      </w:r>
       <w:r>
         <w:rPr>
           <w:lang w:val="zh_TW" w:bidi="zh_TW"/>
         </w:rPr>
         <w:t>；</w:t>
       </w:r>
-      <w:hyperlink r:id="rId53">
-        <w:r>
-          <w:rPr>
-            <w:lang w:val="zh_TW" w:bidi="zh_TW"/>
-          </w:rPr>
-          <w:rPr>
-            <w:color w:val="0000EE"/>
-            <w:u w:val="single"/>
-          </w:rPr>
-          <w:t>出4:31</w:t>
-        </w:r>
-      </w:hyperlink>
+      <w:r>
+        <w:rPr>
+          <w:lang w:val="zh_TW" w:bidi="zh_TW"/>
+        </w:rPr>
+        <w:t>出4:31</w:t>
+      </w:r>
       <w:r>
         <w:rPr>
           <w:lang w:val="zh_TW" w:bidi="zh_TW"/>
         </w:rPr>
         <w:t>，</w:t>
       </w:r>
-      <w:hyperlink r:id="rId18">
-        <w:r>
-          <w:rPr>
-            <w:lang w:val="zh_TW" w:bidi="zh_TW"/>
-          </w:rPr>
-          <w:rPr>
-            <w:color w:val="0000EE"/>
-            <w:u w:val="single"/>
-          </w:rPr>
-          <w:t>25:10–22</w:t>
-        </w:r>
-      </w:hyperlink>
+      <w:r>
+        <w:rPr>
+          <w:lang w:val="zh_TW" w:bidi="zh_TW"/>
+        </w:rPr>
+        <w:t>25:10–22</w:t>
+      </w:r>
       <w:r>
         <w:rPr>
           <w:lang w:val="zh_TW" w:bidi="zh_TW"/>
         </w:rPr>
         <w:t>；</w:t>
       </w:r>
-      <w:hyperlink r:id="rId14">
-        <w:r>
-          <w:rPr>
-            <w:lang w:val="zh_TW" w:bidi="zh_TW"/>
-          </w:rPr>
-          <w:rPr>
-            <w:color w:val="0000EE"/>
-            <w:u w:val="single"/>
-          </w:rPr>
-          <w:t>利1:1–8:36</w:t>
-        </w:r>
-      </w:hyperlink>
+      <w:r>
+        <w:rPr>
+          <w:lang w:val="zh_TW" w:bidi="zh_TW"/>
+        </w:rPr>
+        <w:t>利1:1–8:36</w:t>
+      </w:r>
       <w:r>
         <w:rPr>
           <w:lang w:val="zh_TW" w:bidi="zh_TW"/>
         </w:rPr>
         <w:t>；</w:t>
       </w:r>
-      <w:hyperlink r:id="rId54">
-        <w:r>
-          <w:rPr>
-            <w:lang w:val="zh_TW" w:bidi="zh_TW"/>
-          </w:rPr>
-          <w:rPr>
-            <w:color w:val="0000EE"/>
-            <w:u w:val="single"/>
-          </w:rPr>
-          <w:t>申5:7–9</w:t>
-        </w:r>
-      </w:hyperlink>
+      <w:r>
+        <w:rPr>
+          <w:lang w:val="zh_TW" w:bidi="zh_TW"/>
+        </w:rPr>
+        <w:t>申5:7–9</w:t>
+      </w:r>
       <w:r>
         <w:rPr>
           <w:lang w:val="zh_TW" w:bidi="zh_TW"/>
         </w:rPr>
         <w:t>，</w:t>
       </w:r>
-      <w:hyperlink r:id="rId55">
-        <w:r>
-          <w:rPr>
-            <w:lang w:val="zh_TW" w:bidi="zh_TW"/>
-          </w:rPr>
-          <w:rPr>
-            <w:color w:val="0000EE"/>
-            <w:u w:val="single"/>
-          </w:rPr>
-          <w:t>6:4–9</w:t>
-        </w:r>
-      </w:hyperlink>
+      <w:r>
+        <w:rPr>
+          <w:lang w:val="zh_TW" w:bidi="zh_TW"/>
+        </w:rPr>
+        <w:t>6:4–9</w:t>
+      </w:r>
       <w:r>
         <w:rPr>
           <w:lang w:val="zh_TW" w:bidi="zh_TW"/>
         </w:rPr>
         <w:t>，</w:t>
       </w:r>
-      <w:hyperlink r:id="rId36">
-        <w:r>
-          <w:rPr>
-            <w:lang w:val="zh_TW" w:bidi="zh_TW"/>
-          </w:rPr>
-          <w:rPr>
-            <w:color w:val="0000EE"/>
-            <w:u w:val="single"/>
-          </w:rPr>
-          <w:t>10:12</w:t>
-        </w:r>
-      </w:hyperlink>
+      <w:r>
+        <w:rPr>
+          <w:lang w:val="zh_TW" w:bidi="zh_TW"/>
+        </w:rPr>
+        <w:t>10:12</w:t>
+      </w:r>
       <w:r>
         <w:rPr>
           <w:lang w:val="zh_TW" w:bidi="zh_TW"/>
         </w:rPr>
         <w:t>、</w:t>
       </w:r>
-      <w:hyperlink r:id="rId37">
-        <w:r>
-          <w:rPr>
-            <w:lang w:val="zh_TW" w:bidi="zh_TW"/>
-          </w:rPr>
-          <w:rPr>
-            <w:color w:val="0000EE"/>
-            <w:u w:val="single"/>
-          </w:rPr>
-          <w:t>20</w:t>
-        </w:r>
-      </w:hyperlink>
+      <w:r>
+        <w:rPr>
+          <w:lang w:val="zh_TW" w:bidi="zh_TW"/>
+        </w:rPr>
+        <w:t>20</w:t>
+      </w:r>
       <w:r>
         <w:rPr>
           <w:lang w:val="zh_TW" w:bidi="zh_TW"/>
         </w:rPr>
         <w:t>，</w:t>
       </w:r>
-      <w:hyperlink r:id="rId17">
-        <w:r>
-          <w:rPr>
-            <w:lang w:val="zh_TW" w:bidi="zh_TW"/>
-          </w:rPr>
-          <w:rPr>
-            <w:color w:val="0000EE"/>
-            <w:u w:val="single"/>
-          </w:rPr>
-          <w:t>16:13–17</w:t>
-        </w:r>
-      </w:hyperlink>
+      <w:r>
+        <w:rPr>
+          <w:lang w:val="zh_TW" w:bidi="zh_TW"/>
+        </w:rPr>
+        <w:t>16:13–17</w:t>
+      </w:r>
       <w:r>
         <w:rPr>
           <w:lang w:val="zh_TW" w:bidi="zh_TW"/>
         </w:rPr>
         <w:t>，</w:t>
       </w:r>
-      <w:hyperlink r:id="rId56">
-        <w:r>
-          <w:rPr>
-            <w:lang w:val="zh_TW" w:bidi="zh_TW"/>
-          </w:rPr>
-          <w:rPr>
-            <w:color w:val="0000EE"/>
-            <w:u w:val="single"/>
-          </w:rPr>
-          <w:t>26:1–15</w:t>
-        </w:r>
-      </w:hyperlink>
+      <w:r>
+        <w:rPr>
+          <w:lang w:val="zh_TW" w:bidi="zh_TW"/>
+        </w:rPr>
+        <w:t>26:1–15</w:t>
+      </w:r>
       <w:r>
         <w:rPr>
           <w:lang w:val="zh_TW" w:bidi="zh_TW"/>
         </w:rPr>
         <w:t>；</w:t>
       </w:r>
-      <w:hyperlink r:id="rId15">
-        <w:r>
-          <w:rPr>
-            <w:lang w:val="zh_TW" w:bidi="zh_TW"/>
-          </w:rPr>
-          <w:rPr>
-            <w:color w:val="0000EE"/>
-            <w:u w:val="single"/>
-          </w:rPr>
-          <w:t>王上5:3–5</w:t>
-        </w:r>
-      </w:hyperlink>
+      <w:r>
+        <w:rPr>
+          <w:lang w:val="zh_TW" w:bidi="zh_TW"/>
+        </w:rPr>
+        <w:t>王上5:3–5</w:t>
+      </w:r>
       <w:r>
         <w:rPr>
           <w:lang w:val="zh_TW" w:bidi="zh_TW"/>
         </w:rPr>
         <w:t>；</w:t>
       </w:r>
-      <w:hyperlink r:id="rId57">
-        <w:r>
-          <w:rPr>
-            <w:lang w:val="zh_TW" w:bidi="zh_TW"/>
-          </w:rPr>
-          <w:rPr>
-            <w:color w:val="0000EE"/>
-            <w:u w:val="single"/>
-          </w:rPr>
-          <w:t>詩24:3–6</w:t>
-        </w:r>
-      </w:hyperlink>
+      <w:r>
+        <w:rPr>
+          <w:lang w:val="zh_TW" w:bidi="zh_TW"/>
+        </w:rPr>
+        <w:t>詩24:3–6</w:t>
+      </w:r>
       <w:r>
         <w:rPr>
           <w:lang w:val="zh_TW" w:bidi="zh_TW"/>
         </w:rPr>
         <w:t>，</w:t>
       </w:r>
-      <w:hyperlink r:id="rId58">
-        <w:r>
-          <w:rPr>
-            <w:lang w:val="zh_TW" w:bidi="zh_TW"/>
-          </w:rPr>
-          <w:rPr>
-            <w:color w:val="0000EE"/>
-            <w:u w:val="single"/>
-          </w:rPr>
-          <w:t>51:1–19</w:t>
-        </w:r>
-      </w:hyperlink>
+      <w:r>
+        <w:rPr>
+          <w:lang w:val="zh_TW" w:bidi="zh_TW"/>
+        </w:rPr>
+        <w:t>51:1–19</w:t>
+      </w:r>
       <w:r>
         <w:rPr>
           <w:lang w:val="zh_TW" w:bidi="zh_TW"/>
         </w:rPr>
         <w:t>；</w:t>
       </w:r>
-      <w:hyperlink r:id="rId59">
-        <w:r>
-          <w:rPr>
-            <w:lang w:val="zh_TW" w:bidi="zh_TW"/>
-          </w:rPr>
-          <w:rPr>
-            <w:color w:val="0000EE"/>
-            <w:u w:val="single"/>
-          </w:rPr>
-          <w:t>何6:6</w:t>
-        </w:r>
-      </w:hyperlink>
+      <w:r>
+        <w:rPr>
+          <w:lang w:val="zh_TW" w:bidi="zh_TW"/>
+        </w:rPr>
+        <w:t>何6:6</w:t>
+      </w:r>
       <w:r>
         <w:rPr>
           <w:lang w:val="zh_TW" w:bidi="zh_TW"/>
         </w:rPr>
         <w:t>，</w:t>
       </w:r>
-      <w:hyperlink r:id="rId60">
-        <w:r>
-          <w:rPr>
-            <w:lang w:val="zh_TW" w:bidi="zh_TW"/>
-          </w:rPr>
-          <w:rPr>
-            <w:color w:val="0000EE"/>
-            <w:u w:val="single"/>
-          </w:rPr>
-          <w:t>14:1–2</w:t>
-        </w:r>
-      </w:hyperlink>
+      <w:r>
+        <w:rPr>
+          <w:lang w:val="zh_TW" w:bidi="zh_TW"/>
+        </w:rPr>
+        <w:t>14:1–2</w:t>
+      </w:r>
       <w:r>
         <w:rPr>
           <w:lang w:val="zh_TW" w:bidi="zh_TW"/>
         </w:rPr>
         <w:t>；</w:t>
       </w:r>
-      <w:hyperlink r:id="rId61">
-        <w:r>
-          <w:rPr>
-            <w:lang w:val="zh_TW" w:bidi="zh_TW"/>
-          </w:rPr>
-          <w:rPr>
-            <w:color w:val="0000EE"/>
-            <w:u w:val="single"/>
-          </w:rPr>
-          <w:t>彌6:6–8</w:t>
-        </w:r>
-      </w:hyperlink>
+      <w:r>
+        <w:rPr>
+          <w:lang w:val="zh_TW" w:bidi="zh_TW"/>
+        </w:rPr>
+        <w:t>彌6:6–8</w:t>
+      </w:r>
       <w:r>
         <w:rPr>
           <w:lang w:val="zh_TW" w:bidi="zh_TW"/>
         </w:rPr>
         <w:t>；</w:t>
       </w:r>
-      <w:hyperlink r:id="rId39">
-        <w:r>
-          <w:rPr>
-            <w:lang w:val="zh_TW" w:bidi="zh_TW"/>
-          </w:rPr>
-          <w:rPr>
-            <w:color w:val="0000EE"/>
-            <w:u w:val="single"/>
-          </w:rPr>
-          <w:t>太4:10</w:t>
-        </w:r>
-      </w:hyperlink>
+      <w:r>
+        <w:rPr>
+          <w:lang w:val="zh_TW" w:bidi="zh_TW"/>
+        </w:rPr>
+        <w:t>太4:10</w:t>
+      </w:r>
       <w:r>
         <w:rPr>
           <w:lang w:val="zh_TW" w:bidi="zh_TW"/>
         </w:rPr>
         <w:t>，</w:t>
       </w:r>
-      <w:hyperlink r:id="rId46">
-        <w:r>
-          <w:rPr>
-            <w:lang w:val="zh_TW" w:bidi="zh_TW"/>
-          </w:rPr>
-          <w:rPr>
-            <w:color w:val="0000EE"/>
-            <w:u w:val="single"/>
-          </w:rPr>
-          <w:t>5:16</w:t>
-        </w:r>
-      </w:hyperlink>
+      <w:r>
+        <w:rPr>
+          <w:lang w:val="zh_TW" w:bidi="zh_TW"/>
+        </w:rPr>
+        <w:t>5:16</w:t>
+      </w:r>
       <w:r>
         <w:rPr>
           <w:lang w:val="zh_TW" w:bidi="zh_TW"/>
         </w:rPr>
         <w:t>，</w:t>
       </w:r>
-      <w:hyperlink r:id="rId62">
-        <w:r>
-          <w:rPr>
-            <w:lang w:val="zh_TW" w:bidi="zh_TW"/>
-          </w:rPr>
-          <w:rPr>
-            <w:color w:val="0000EE"/>
-            <w:u w:val="single"/>
-          </w:rPr>
-          <w:t>6:1–18</w:t>
-        </w:r>
-      </w:hyperlink>
+      <w:r>
+        <w:rPr>
+          <w:lang w:val="zh_TW" w:bidi="zh_TW"/>
+        </w:rPr>
+        <w:t>6:1–18</w:t>
+      </w:r>
       <w:r>
         <w:rPr>
           <w:lang w:val="zh_TW" w:bidi="zh_TW"/>
         </w:rPr>
         <w:t>；</w:t>
       </w:r>
-      <w:hyperlink r:id="rId63">
-        <w:r>
-          <w:rPr>
-            <w:lang w:val="zh_TW" w:bidi="zh_TW"/>
-          </w:rPr>
-          <w:rPr>
-            <w:color w:val="0000EE"/>
-            <w:u w:val="single"/>
-          </w:rPr>
-          <w:t>約4:19–24</w:t>
-        </w:r>
-      </w:hyperlink>
+      <w:r>
+        <w:rPr>
+          <w:lang w:val="zh_TW" w:bidi="zh_TW"/>
+        </w:rPr>
+        <w:t>約4:19–24</w:t>
+      </w:r>
       <w:r>
         <w:rPr>
           <w:lang w:val="zh_TW" w:bidi="zh_TW"/>
         </w:rPr>
         <w:t>，</w:t>
       </w:r>
-      <w:hyperlink r:id="rId64">
-        <w:r>
-          <w:rPr>
-            <w:lang w:val="zh_TW" w:bidi="zh_TW"/>
-          </w:rPr>
-          <w:rPr>
-            <w:color w:val="0000EE"/>
-            <w:u w:val="single"/>
-          </w:rPr>
-          <w:t>5:23</w:t>
-        </w:r>
-      </w:hyperlink>
+      <w:r>
+        <w:rPr>
+          <w:lang w:val="zh_TW" w:bidi="zh_TW"/>
+        </w:rPr>
+        <w:t>5:23</w:t>
+      </w:r>
       <w:r>
         <w:rPr>
           <w:lang w:val="zh_TW" w:bidi="zh_TW"/>
         </w:rPr>
         <w:t>，</w:t>
       </w:r>
-      <w:hyperlink r:id="rId33">
-        <w:r>
-          <w:rPr>
-            <w:lang w:val="zh_TW" w:bidi="zh_TW"/>
-          </w:rPr>
-          <w:rPr>
-            <w:color w:val="0000EE"/>
-            <w:u w:val="single"/>
-          </w:rPr>
-          <w:t>14:6</w:t>
-        </w:r>
-      </w:hyperlink>
+      <w:r>
+        <w:rPr>
+          <w:lang w:val="zh_TW" w:bidi="zh_TW"/>
+        </w:rPr>
+        <w:t>14:6</w:t>
+      </w:r>
       <w:r>
         <w:rPr>
           <w:lang w:val="zh_TW" w:bidi="zh_TW"/>
         </w:rPr>
         <w:t>；</w:t>
       </w:r>
-      <w:hyperlink r:id="rId47">
-        <w:r>
-          <w:rPr>
-            <w:lang w:val="zh_TW" w:bidi="zh_TW"/>
-          </w:rPr>
-          <w:rPr>
-            <w:color w:val="0000EE"/>
-            <w:u w:val="single"/>
-          </w:rPr>
-          <w:t>徒2:40–47</w:t>
-        </w:r>
-      </w:hyperlink>
+      <w:r>
+        <w:rPr>
+          <w:lang w:val="zh_TW" w:bidi="zh_TW"/>
+        </w:rPr>
+        <w:t>徒2:40–47</w:t>
+      </w:r>
       <w:r>
         <w:rPr>
           <w:lang w:val="zh_TW" w:bidi="zh_TW"/>
         </w:rPr>
         <w:t>；</w:t>
       </w:r>
-      <w:hyperlink r:id="rId65">
-        <w:r>
-          <w:rPr>
-            <w:lang w:val="zh_TW" w:bidi="zh_TW"/>
-          </w:rPr>
-          <w:rPr>
-            <w:color w:val="0000EE"/>
-            <w:u w:val="single"/>
-          </w:rPr>
-          <w:t>羅12:1–2</w:t>
-        </w:r>
-      </w:hyperlink>
+      <w:r>
+        <w:rPr>
+          <w:lang w:val="zh_TW" w:bidi="zh_TW"/>
+        </w:rPr>
+        <w:t>羅12:1–2</w:t>
+      </w:r>
       <w:r>
         <w:rPr>
           <w:lang w:val="zh_TW" w:bidi="zh_TW"/>
         </w:rPr>
         <w:t>；</w:t>
       </w:r>
-      <w:hyperlink r:id="rId45">
-        <w:r>
-          <w:rPr>
-            <w:lang w:val="zh_TW" w:bidi="zh_TW"/>
-          </w:rPr>
-          <w:rPr>
-            <w:color w:val="0000EE"/>
-            <w:u w:val="single"/>
-          </w:rPr>
-          <w:t>林前3:16–17</w:t>
-        </w:r>
-      </w:hyperlink>
+      <w:r>
+        <w:rPr>
+          <w:lang w:val="zh_TW" w:bidi="zh_TW"/>
+        </w:rPr>
+        <w:t>林前3:16–17</w:t>
+      </w:r>
       <w:r>
         <w:rPr>
           <w:lang w:val="zh_TW" w:bidi="zh_TW"/>
         </w:rPr>
         <w:t>，</w:t>
       </w:r>
-      <w:hyperlink r:id="rId66">
-        <w:r>
-          <w:rPr>
-            <w:lang w:val="zh_TW" w:bidi="zh_TW"/>
-          </w:rPr>
-          <w:rPr>
-            <w:color w:val="0000EE"/>
-            <w:u w:val="single"/>
-          </w:rPr>
-          <w:t>14:1–40</w:t>
-        </w:r>
-      </w:hyperlink>
+      <w:r>
+        <w:rPr>
+          <w:lang w:val="zh_TW" w:bidi="zh_TW"/>
+        </w:rPr>
+        <w:t>14:1–40</w:t>
+      </w:r>
       <w:r>
         <w:rPr>
           <w:lang w:val="zh_TW" w:bidi="zh_TW"/>
         </w:rPr>
         <w:t>；</w:t>
       </w:r>
-      <w:hyperlink r:id="rId67">
-        <w:r>
-          <w:rPr>
-            <w:lang w:val="zh_TW" w:bidi="zh_TW"/>
-          </w:rPr>
-          <w:rPr>
-            <w:color w:val="0000EE"/>
-            <w:u w:val="single"/>
-          </w:rPr>
-          <w:t>腓3:3</w:t>
-        </w:r>
-      </w:hyperlink>
+      <w:r>
+        <w:rPr>
+          <w:lang w:val="zh_TW" w:bidi="zh_TW"/>
+        </w:rPr>
+        <w:t>腓3:3</w:t>
+      </w:r>
       <w:r>
         <w:rPr>
           <w:lang w:val="zh_TW" w:bidi="zh_TW"/>
         </w:rPr>
         <w:t>；</w:t>
       </w:r>
-      <w:hyperlink r:id="rId68">
-        <w:r>
-          <w:rPr>
-            <w:lang w:val="zh_TW" w:bidi="zh_TW"/>
-          </w:rPr>
-          <w:rPr>
-            <w:color w:val="0000EE"/>
-            <w:u w:val="single"/>
-          </w:rPr>
-          <w:t>來10:1–25</w:t>
-        </w:r>
-      </w:hyperlink>
+      <w:r>
+        <w:rPr>
+          <w:lang w:val="zh_TW" w:bidi="zh_TW"/>
+        </w:rPr>
+        <w:t>來10:1–25</w:t>
+      </w:r>
       <w:r>
         <w:rPr>
           <w:lang w:val="zh_TW" w:bidi="zh_TW"/>
         </w:rPr>
         <w:t>；</w:t>
       </w:r>
-      <w:hyperlink r:id="rId50">
-        <w:r>
-          <w:rPr>
-            <w:lang w:val="zh_TW" w:bidi="zh_TW"/>
-          </w:rPr>
-          <w:rPr>
-            <w:color w:val="0000EE"/>
-            <w:u w:val="single"/>
-          </w:rPr>
-          <w:t>彼前3:15</w:t>
-        </w:r>
-      </w:hyperlink>
+      <w:r>
+        <w:rPr>
+          <w:lang w:val="zh_TW" w:bidi="zh_TW"/>
+        </w:rPr>
+        <w:t>彼前3:15</w:t>
+      </w:r>
       <w:r>
         <w:rPr>
           <w:lang w:val="zh_TW" w:bidi="zh_TW"/>
         </w:rPr>
         <w:t>；</w:t>
       </w:r>
-      <w:hyperlink r:id="rId51">
-        <w:r>
-          <w:rPr>
-            <w:lang w:val="zh_TW" w:bidi="zh_TW"/>
-          </w:rPr>
-          <w:rPr>
-            <w:color w:val="0000EE"/>
-            <w:u w:val="single"/>
-          </w:rPr>
-          <w:t>約一5:21</w:t>
-        </w:r>
-      </w:hyperlink>
+      <w:r>
+        <w:rPr>
+          <w:lang w:val="zh_TW" w:bidi="zh_TW"/>
+        </w:rPr>
+        <w:t>約一5:21</w:t>
+      </w:r>
       <w:r>
         <w:rPr>
           <w:lang w:val="zh_TW" w:bidi="zh_TW"/>
         </w:rPr>
         <w:t>；</w:t>
       </w:r>
-      <w:hyperlink r:id="rId69">
-        <w:r>
-          <w:rPr>
-            <w:lang w:val="zh_TW" w:bidi="zh_TW"/>
-          </w:rPr>
-          <w:rPr>
-            <w:color w:val="0000EE"/>
-            <w:u w:val="single"/>
-          </w:rPr>
-          <w:t>啟5:9–13</w:t>
-        </w:r>
-      </w:hyperlink>
+      <w:r>
+        <w:rPr>
+          <w:lang w:val="zh_TW" w:bidi="zh_TW"/>
+        </w:rPr>
+        <w:t>啟5:9–13</w:t>
+      </w:r>
       <w:r>
         <w:rPr>
           <w:lang w:val="zh_TW" w:bidi="zh_TW"/>
         </w:rPr>
         <w:t>，</w:t>
       </w:r>
-      <w:hyperlink r:id="rId70">
-        <w:r>
-          <w:rPr>
-            <w:lang w:val="zh_TW" w:bidi="zh_TW"/>
-          </w:rPr>
-          <w:rPr>
-            <w:color w:val="0000EE"/>
-            <w:u w:val="single"/>
-          </w:rPr>
-          <w:t>15:3</w:t>
-        </w:r>
-      </w:hyperlink>
+      <w:r>
+        <w:rPr>
+          <w:lang w:val="zh_TW" w:bidi="zh_TW"/>
+        </w:rPr>
+        <w:t>15:3</w:t>
+      </w:r>
       <w:r>
         <w:rPr>
           <w:lang w:val="zh_TW" w:bidi="zh_TW"/>
